--- a/reports/midterm_report.docx
+++ b/reports/midterm_report.docx
@@ -21,22 +21,2847 @@
       <w:pPr>
         <w:pStyle w:val="Heading1"/>
       </w:pPr>
+      <w:bookmarkStart w:id="0" w:name="_Toc226212605"/>
       <w:r>
         <w:rPr>
           <w:color w:val="1F497D"/>
         </w:rPr>
         <w:t>Table of Contents</w:t>
       </w:r>
+      <w:bookmarkEnd w:id="0"/>
+    </w:p>
+    <w:p>
+      <w:pPr>
+        <w:pStyle w:val="TOC1"/>
+        <w:tabs>
+          <w:tab w:val="right" w:leader="dot" w:pos="8918"/>
+        </w:tabs>
+        <w:rPr>
+          <w:noProof/>
+        </w:rPr>
+      </w:pPr>
+      <w:r>
+        <w:fldChar w:fldCharType="begin"/>
+      </w:r>
+      <w:r>
+        <w:instrText xml:space="preserve"> TOC \o "1-3" \h \z \u </w:instrText>
+      </w:r>
+      <w:r>
+        <w:fldChar w:fldCharType="separate"/>
+      </w:r>
+      <w:hyperlink w:anchor="_Toc226212605" w:history="1">
+        <w:r>
+          <w:rPr>
+            <w:rStyle w:val="Hyperlink"/>
+            <w:noProof/>
+          </w:rPr>
+          <w:t>Table of Contents</w:t>
+        </w:r>
+        <w:r>
+          <w:rPr>
+            <w:noProof/>
+            <w:webHidden/>
+          </w:rPr>
+          <w:tab/>
+        </w:r>
+        <w:r>
+          <w:rPr>
+            <w:noProof/>
+            <w:webHidden/>
+          </w:rPr>
+          <w:fldChar w:fldCharType="begin"/>
+        </w:r>
+        <w:r>
+          <w:rPr>
+            <w:noProof/>
+            <w:webHidden/>
+          </w:rPr>
+          <w:instrText xml:space="preserve"> PAGEREF _Toc226212605 \h </w:instrText>
+        </w:r>
+        <w:r>
+          <w:rPr>
+            <w:noProof/>
+            <w:webHidden/>
+          </w:rPr>
+        </w:r>
+        <w:r>
+          <w:rPr>
+            <w:noProof/>
+            <w:webHidden/>
+          </w:rPr>
+          <w:fldChar w:fldCharType="separate"/>
+        </w:r>
+        <w:r>
+          <w:rPr>
+            <w:noProof/>
+            <w:webHidden/>
+          </w:rPr>
+          <w:t>1</w:t>
+        </w:r>
+        <w:r>
+          <w:rPr>
+            <w:noProof/>
+            <w:webHidden/>
+          </w:rPr>
+          <w:fldChar w:fldCharType="end"/>
+        </w:r>
+      </w:hyperlink>
+    </w:p>
+    <w:p>
+      <w:pPr>
+        <w:pStyle w:val="TOC1"/>
+        <w:tabs>
+          <w:tab w:val="right" w:leader="dot" w:pos="8918"/>
+        </w:tabs>
+        <w:rPr>
+          <w:noProof/>
+        </w:rPr>
+      </w:pPr>
+      <w:hyperlink w:anchor="_Toc226212606" w:history="1">
+        <w:r>
+          <w:rPr>
+            <w:rStyle w:val="Hyperlink"/>
+            <w:noProof/>
+          </w:rPr>
+          <w:t>Part 1a: Feature Engineering &amp; Statistical Aggregation</w:t>
+        </w:r>
+        <w:r>
+          <w:rPr>
+            <w:noProof/>
+            <w:webHidden/>
+          </w:rPr>
+          <w:tab/>
+        </w:r>
+        <w:r>
+          <w:rPr>
+            <w:noProof/>
+            <w:webHidden/>
+          </w:rPr>
+          <w:fldChar w:fldCharType="begin"/>
+        </w:r>
+        <w:r>
+          <w:rPr>
+            <w:noProof/>
+            <w:webHidden/>
+          </w:rPr>
+          <w:instrText xml:space="preserve"> PAGEREF _Toc226212606 \h </w:instrText>
+        </w:r>
+        <w:r>
+          <w:rPr>
+            <w:noProof/>
+            <w:webHidden/>
+          </w:rPr>
+        </w:r>
+        <w:r>
+          <w:rPr>
+            <w:noProof/>
+            <w:webHidden/>
+          </w:rPr>
+          <w:fldChar w:fldCharType="separate"/>
+        </w:r>
+        <w:r>
+          <w:rPr>
+            <w:noProof/>
+            <w:webHidden/>
+          </w:rPr>
+          <w:t>3</w:t>
+        </w:r>
+        <w:r>
+          <w:rPr>
+            <w:noProof/>
+            <w:webHidden/>
+          </w:rPr>
+          <w:fldChar w:fldCharType="end"/>
+        </w:r>
+      </w:hyperlink>
+    </w:p>
+    <w:p>
+      <w:pPr>
+        <w:pStyle w:val="TOC2"/>
+        <w:tabs>
+          <w:tab w:val="right" w:leader="dot" w:pos="8918"/>
+        </w:tabs>
+        <w:rPr>
+          <w:noProof/>
+        </w:rPr>
+      </w:pPr>
+      <w:hyperlink w:anchor="_Toc226212607" w:history="1">
+        <w:r>
+          <w:rPr>
+            <w:rStyle w:val="Hyperlink"/>
+            <w:noProof/>
+          </w:rPr>
+          <w:t>Dataset Overview</w:t>
+        </w:r>
+        <w:r>
+          <w:rPr>
+            <w:noProof/>
+            <w:webHidden/>
+          </w:rPr>
+          <w:tab/>
+        </w:r>
+        <w:r>
+          <w:rPr>
+            <w:noProof/>
+            <w:webHidden/>
+          </w:rPr>
+          <w:fldChar w:fldCharType="begin"/>
+        </w:r>
+        <w:r>
+          <w:rPr>
+            <w:noProof/>
+            <w:webHidden/>
+          </w:rPr>
+          <w:instrText xml:space="preserve"> PAGEREF _Toc226212607 \h </w:instrText>
+        </w:r>
+        <w:r>
+          <w:rPr>
+            <w:noProof/>
+            <w:webHidden/>
+          </w:rPr>
+        </w:r>
+        <w:r>
+          <w:rPr>
+            <w:noProof/>
+            <w:webHidden/>
+          </w:rPr>
+          <w:fldChar w:fldCharType="separate"/>
+        </w:r>
+        <w:r>
+          <w:rPr>
+            <w:noProof/>
+            <w:webHidden/>
+          </w:rPr>
+          <w:t>3</w:t>
+        </w:r>
+        <w:r>
+          <w:rPr>
+            <w:noProof/>
+            <w:webHidden/>
+          </w:rPr>
+          <w:fldChar w:fldCharType="end"/>
+        </w:r>
+      </w:hyperlink>
+    </w:p>
+    <w:p>
+      <w:pPr>
+        <w:pStyle w:val="TOC2"/>
+        <w:tabs>
+          <w:tab w:val="right" w:leader="dot" w:pos="8918"/>
+        </w:tabs>
+        <w:rPr>
+          <w:noProof/>
+        </w:rPr>
+      </w:pPr>
+      <w:hyperlink w:anchor="_Toc226212608" w:history="1">
+        <w:r>
+          <w:rPr>
+            <w:rStyle w:val="Hyperlink"/>
+            <w:noProof/>
+          </w:rPr>
+          <w:t>User Profile Construction</w:t>
+        </w:r>
+        <w:r>
+          <w:rPr>
+            <w:noProof/>
+            <w:webHidden/>
+          </w:rPr>
+          <w:tab/>
+        </w:r>
+        <w:r>
+          <w:rPr>
+            <w:noProof/>
+            <w:webHidden/>
+          </w:rPr>
+          <w:fldChar w:fldCharType="begin"/>
+        </w:r>
+        <w:r>
+          <w:rPr>
+            <w:noProof/>
+            <w:webHidden/>
+          </w:rPr>
+          <w:instrText xml:space="preserve"> PAGEREF _Toc226212608 \h </w:instrText>
+        </w:r>
+        <w:r>
+          <w:rPr>
+            <w:noProof/>
+            <w:webHidden/>
+          </w:rPr>
+        </w:r>
+        <w:r>
+          <w:rPr>
+            <w:noProof/>
+            <w:webHidden/>
+          </w:rPr>
+          <w:fldChar w:fldCharType="separate"/>
+        </w:r>
+        <w:r>
+          <w:rPr>
+            <w:noProof/>
+            <w:webHidden/>
+          </w:rPr>
+          <w:t>4</w:t>
+        </w:r>
+        <w:r>
+          <w:rPr>
+            <w:noProof/>
+            <w:webHidden/>
+          </w:rPr>
+          <w:fldChar w:fldCharType="end"/>
+        </w:r>
+      </w:hyperlink>
+    </w:p>
+    <w:p>
+      <w:pPr>
+        <w:pStyle w:val="TOC2"/>
+        <w:tabs>
+          <w:tab w:val="right" w:leader="dot" w:pos="8918"/>
+        </w:tabs>
+        <w:rPr>
+          <w:noProof/>
+        </w:rPr>
+      </w:pPr>
+      <w:hyperlink w:anchor="_Toc226212609" w:history="1">
+        <w:r>
+          <w:rPr>
+            <w:rStyle w:val="Hyperlink"/>
+            <w:noProof/>
+          </w:rPr>
+          <w:t>IDF Weighting and Why It Improves Over Raw Counts</w:t>
+        </w:r>
+        <w:r>
+          <w:rPr>
+            <w:noProof/>
+            <w:webHidden/>
+          </w:rPr>
+          <w:tab/>
+        </w:r>
+        <w:r>
+          <w:rPr>
+            <w:noProof/>
+            <w:webHidden/>
+          </w:rPr>
+          <w:fldChar w:fldCharType="begin"/>
+        </w:r>
+        <w:r>
+          <w:rPr>
+            <w:noProof/>
+            <w:webHidden/>
+          </w:rPr>
+          <w:instrText xml:space="preserve"> PAGEREF _Toc226212609 \h </w:instrText>
+        </w:r>
+        <w:r>
+          <w:rPr>
+            <w:noProof/>
+            <w:webHidden/>
+          </w:rPr>
+        </w:r>
+        <w:r>
+          <w:rPr>
+            <w:noProof/>
+            <w:webHidden/>
+          </w:rPr>
+          <w:fldChar w:fldCharType="separate"/>
+        </w:r>
+        <w:r>
+          <w:rPr>
+            <w:noProof/>
+            <w:webHidden/>
+          </w:rPr>
+          <w:t>4</w:t>
+        </w:r>
+        <w:r>
+          <w:rPr>
+            <w:noProof/>
+            <w:webHidden/>
+          </w:rPr>
+          <w:fldChar w:fldCharType="end"/>
+        </w:r>
+      </w:hyperlink>
+    </w:p>
+    <w:p>
+      <w:pPr>
+        <w:pStyle w:val="TOC2"/>
+        <w:tabs>
+          <w:tab w:val="right" w:leader="dot" w:pos="8918"/>
+        </w:tabs>
+        <w:rPr>
+          <w:noProof/>
+        </w:rPr>
+      </w:pPr>
+      <w:hyperlink w:anchor="_Toc226212610" w:history="1">
+        <w:r>
+          <w:rPr>
+            <w:rStyle w:val="Hyperlink"/>
+            <w:noProof/>
+          </w:rPr>
+          <w:t>Feature Vector Design</w:t>
+        </w:r>
+        <w:r>
+          <w:rPr>
+            <w:noProof/>
+            <w:webHidden/>
+          </w:rPr>
+          <w:tab/>
+        </w:r>
+        <w:r>
+          <w:rPr>
+            <w:noProof/>
+            <w:webHidden/>
+          </w:rPr>
+          <w:fldChar w:fldCharType="begin"/>
+        </w:r>
+        <w:r>
+          <w:rPr>
+            <w:noProof/>
+            <w:webHidden/>
+          </w:rPr>
+          <w:instrText xml:space="preserve"> PAGEREF _Toc226212610 \h </w:instrText>
+        </w:r>
+        <w:r>
+          <w:rPr>
+            <w:noProof/>
+            <w:webHidden/>
+          </w:rPr>
+        </w:r>
+        <w:r>
+          <w:rPr>
+            <w:noProof/>
+            <w:webHidden/>
+          </w:rPr>
+          <w:fldChar w:fldCharType="separate"/>
+        </w:r>
+        <w:r>
+          <w:rPr>
+            <w:noProof/>
+            <w:webHidden/>
+          </w:rPr>
+          <w:t>5</w:t>
+        </w:r>
+        <w:r>
+          <w:rPr>
+            <w:noProof/>
+            <w:webHidden/>
+          </w:rPr>
+          <w:fldChar w:fldCharType="end"/>
+        </w:r>
+      </w:hyperlink>
+    </w:p>
+    <w:p>
+      <w:pPr>
+        <w:pStyle w:val="TOC3"/>
+        <w:tabs>
+          <w:tab w:val="right" w:leader="dot" w:pos="8918"/>
+        </w:tabs>
+        <w:rPr>
+          <w:noProof/>
+        </w:rPr>
+      </w:pPr>
+      <w:hyperlink w:anchor="_Toc226212611" w:history="1">
+        <w:r>
+          <w:rPr>
+            <w:rStyle w:val="Hyperlink"/>
+            <w:noProof/>
+          </w:rPr>
+          <w:t>Content features (</w:t>
+        </w:r>
+        <w:r>
+          <w:rPr>
+            <w:rStyle w:val="Hyperlink"/>
+            <w:rFonts w:ascii="Courier New" w:hAnsi="Courier New"/>
+            <w:noProof/>
+            <w:shd w:val="clear" w:color="auto" w:fill="F2F2F2"/>
+          </w:rPr>
+          <w:t>compute_user_track_features</w:t>
+        </w:r>
+        <w:r>
+          <w:rPr>
+            <w:rStyle w:val="Hyperlink"/>
+            <w:noProof/>
+          </w:rPr>
+          <w:t>)</w:t>
+        </w:r>
+        <w:r>
+          <w:rPr>
+            <w:noProof/>
+            <w:webHidden/>
+          </w:rPr>
+          <w:tab/>
+        </w:r>
+        <w:r>
+          <w:rPr>
+            <w:noProof/>
+            <w:webHidden/>
+          </w:rPr>
+          <w:fldChar w:fldCharType="begin"/>
+        </w:r>
+        <w:r>
+          <w:rPr>
+            <w:noProof/>
+            <w:webHidden/>
+          </w:rPr>
+          <w:instrText xml:space="preserve"> PAGEREF _Toc226212611 \h </w:instrText>
+        </w:r>
+        <w:r>
+          <w:rPr>
+            <w:noProof/>
+            <w:webHidden/>
+          </w:rPr>
+        </w:r>
+        <w:r>
+          <w:rPr>
+            <w:noProof/>
+            <w:webHidden/>
+          </w:rPr>
+          <w:fldChar w:fldCharType="separate"/>
+        </w:r>
+        <w:r>
+          <w:rPr>
+            <w:noProof/>
+            <w:webHidden/>
+          </w:rPr>
+          <w:t>5</w:t>
+        </w:r>
+        <w:r>
+          <w:rPr>
+            <w:noProof/>
+            <w:webHidden/>
+          </w:rPr>
+          <w:fldChar w:fldCharType="end"/>
+        </w:r>
+      </w:hyperlink>
+    </w:p>
+    <w:p>
+      <w:pPr>
+        <w:pStyle w:val="TOC3"/>
+        <w:tabs>
+          <w:tab w:val="right" w:leader="dot" w:pos="8918"/>
+        </w:tabs>
+        <w:rPr>
+          <w:noProof/>
+        </w:rPr>
+      </w:pPr>
+      <w:hyperlink w:anchor="_Toc226212612" w:history="1">
+        <w:r>
+          <w:rPr>
+            <w:rStyle w:val="Hyperlink"/>
+            <w:noProof/>
+          </w:rPr>
+          <w:t>Genre statistics (10 features)</w:t>
+        </w:r>
+        <w:r>
+          <w:rPr>
+            <w:noProof/>
+            <w:webHidden/>
+          </w:rPr>
+          <w:tab/>
+        </w:r>
+        <w:r>
+          <w:rPr>
+            <w:noProof/>
+            <w:webHidden/>
+          </w:rPr>
+          <w:fldChar w:fldCharType="begin"/>
+        </w:r>
+        <w:r>
+          <w:rPr>
+            <w:noProof/>
+            <w:webHidden/>
+          </w:rPr>
+          <w:instrText xml:space="preserve"> PAGEREF _Toc226212612 \h </w:instrText>
+        </w:r>
+        <w:r>
+          <w:rPr>
+            <w:noProof/>
+            <w:webHidden/>
+          </w:rPr>
+        </w:r>
+        <w:r>
+          <w:rPr>
+            <w:noProof/>
+            <w:webHidden/>
+          </w:rPr>
+          <w:fldChar w:fldCharType="separate"/>
+        </w:r>
+        <w:r>
+          <w:rPr>
+            <w:noProof/>
+            <w:webHidden/>
+          </w:rPr>
+          <w:t>5</w:t>
+        </w:r>
+        <w:r>
+          <w:rPr>
+            <w:noProof/>
+            <w:webHidden/>
+          </w:rPr>
+          <w:fldChar w:fldCharType="end"/>
+        </w:r>
+      </w:hyperlink>
+    </w:p>
+    <w:p>
+      <w:pPr>
+        <w:pStyle w:val="TOC3"/>
+        <w:tabs>
+          <w:tab w:val="right" w:leader="dot" w:pos="8918"/>
+        </w:tabs>
+        <w:rPr>
+          <w:noProof/>
+        </w:rPr>
+      </w:pPr>
+      <w:hyperlink w:anchor="_Toc226212613" w:history="1">
+        <w:r>
+          <w:rPr>
+            <w:rStyle w:val="Hyperlink"/>
+            <w:noProof/>
+          </w:rPr>
+          <w:t>hw4-style IDF-weighted features (</w:t>
+        </w:r>
+        <w:r>
+          <w:rPr>
+            <w:rStyle w:val="Hyperlink"/>
+            <w:rFonts w:ascii="Courier New" w:hAnsi="Courier New"/>
+            <w:noProof/>
+            <w:shd w:val="clear" w:color="auto" w:fill="F2F2F2"/>
+          </w:rPr>
+          <w:t>compute_hw4_features</w:t>
+        </w:r>
+        <w:r>
+          <w:rPr>
+            <w:rStyle w:val="Hyperlink"/>
+            <w:noProof/>
+          </w:rPr>
+          <w:t>)</w:t>
+        </w:r>
+        <w:r>
+          <w:rPr>
+            <w:noProof/>
+            <w:webHidden/>
+          </w:rPr>
+          <w:tab/>
+        </w:r>
+        <w:r>
+          <w:rPr>
+            <w:noProof/>
+            <w:webHidden/>
+          </w:rPr>
+          <w:fldChar w:fldCharType="begin"/>
+        </w:r>
+        <w:r>
+          <w:rPr>
+            <w:noProof/>
+            <w:webHidden/>
+          </w:rPr>
+          <w:instrText xml:space="preserve"> PAGEREF _Toc226212613 \h </w:instrText>
+        </w:r>
+        <w:r>
+          <w:rPr>
+            <w:noProof/>
+            <w:webHidden/>
+          </w:rPr>
+        </w:r>
+        <w:r>
+          <w:rPr>
+            <w:noProof/>
+            <w:webHidden/>
+          </w:rPr>
+          <w:fldChar w:fldCharType="separate"/>
+        </w:r>
+        <w:r>
+          <w:rPr>
+            <w:noProof/>
+            <w:webHidden/>
+          </w:rPr>
+          <w:t>5</w:t>
+        </w:r>
+        <w:r>
+          <w:rPr>
+            <w:noProof/>
+            <w:webHidden/>
+          </w:rPr>
+          <w:fldChar w:fldCharType="end"/>
+        </w:r>
+      </w:hyperlink>
+    </w:p>
+    <w:p>
+      <w:pPr>
+        <w:pStyle w:val="TOC3"/>
+        <w:tabs>
+          <w:tab w:val="right" w:leader="dot" w:pos="8918"/>
+        </w:tabs>
+        <w:rPr>
+          <w:noProof/>
+        </w:rPr>
+      </w:pPr>
+      <w:hyperlink w:anchor="_Toc226212614" w:history="1">
+        <w:r>
+          <w:rPr>
+            <w:rStyle w:val="Hyperlink"/>
+            <w:noProof/>
+          </w:rPr>
+          <w:t>Collaborative filtering features (</w:t>
+        </w:r>
+        <w:r>
+          <w:rPr>
+            <w:rStyle w:val="Hyperlink"/>
+            <w:rFonts w:ascii="Courier New" w:hAnsi="Courier New"/>
+            <w:noProof/>
+            <w:shd w:val="clear" w:color="auto" w:fill="F2F2F2"/>
+          </w:rPr>
+          <w:t>collab_features.py</w:t>
+        </w:r>
+        <w:r>
+          <w:rPr>
+            <w:rStyle w:val="Hyperlink"/>
+            <w:noProof/>
+          </w:rPr>
+          <w:t>)</w:t>
+        </w:r>
+        <w:r>
+          <w:rPr>
+            <w:noProof/>
+            <w:webHidden/>
+          </w:rPr>
+          <w:tab/>
+        </w:r>
+        <w:r>
+          <w:rPr>
+            <w:noProof/>
+            <w:webHidden/>
+          </w:rPr>
+          <w:fldChar w:fldCharType="begin"/>
+        </w:r>
+        <w:r>
+          <w:rPr>
+            <w:noProof/>
+            <w:webHidden/>
+          </w:rPr>
+          <w:instrText xml:space="preserve"> PAGEREF _Toc226212614 \h </w:instrText>
+        </w:r>
+        <w:r>
+          <w:rPr>
+            <w:noProof/>
+            <w:webHidden/>
+          </w:rPr>
+        </w:r>
+        <w:r>
+          <w:rPr>
+            <w:noProof/>
+            <w:webHidden/>
+          </w:rPr>
+          <w:fldChar w:fldCharType="separate"/>
+        </w:r>
+        <w:r>
+          <w:rPr>
+            <w:noProof/>
+            <w:webHidden/>
+          </w:rPr>
+          <w:t>6</w:t>
+        </w:r>
+        <w:r>
+          <w:rPr>
+            <w:noProof/>
+            <w:webHidden/>
+          </w:rPr>
+          <w:fldChar w:fldCharType="end"/>
+        </w:r>
+      </w:hyperlink>
+    </w:p>
+    <w:p>
+      <w:pPr>
+        <w:pStyle w:val="TOC2"/>
+        <w:tabs>
+          <w:tab w:val="right" w:leader="dot" w:pos="8918"/>
+        </w:tabs>
+        <w:rPr>
+          <w:noProof/>
+        </w:rPr>
+      </w:pPr>
+      <w:hyperlink w:anchor="_Toc226212615" w:history="1">
+        <w:r>
+          <w:rPr>
+            <w:rStyle w:val="Hyperlink"/>
+            <w:noProof/>
+          </w:rPr>
+          <w:t>Worked Example: User 249008</w:t>
+        </w:r>
+        <w:r>
+          <w:rPr>
+            <w:noProof/>
+            <w:webHidden/>
+          </w:rPr>
+          <w:tab/>
+        </w:r>
+        <w:r>
+          <w:rPr>
+            <w:noProof/>
+            <w:webHidden/>
+          </w:rPr>
+          <w:fldChar w:fldCharType="begin"/>
+        </w:r>
+        <w:r>
+          <w:rPr>
+            <w:noProof/>
+            <w:webHidden/>
+          </w:rPr>
+          <w:instrText xml:space="preserve"> PAGEREF _Toc226212615 \h </w:instrText>
+        </w:r>
+        <w:r>
+          <w:rPr>
+            <w:noProof/>
+            <w:webHidden/>
+          </w:rPr>
+        </w:r>
+        <w:r>
+          <w:rPr>
+            <w:noProof/>
+            <w:webHidden/>
+          </w:rPr>
+          <w:fldChar w:fldCharType="separate"/>
+        </w:r>
+        <w:r>
+          <w:rPr>
+            <w:noProof/>
+            <w:webHidden/>
+          </w:rPr>
+          <w:t>7</w:t>
+        </w:r>
+        <w:r>
+          <w:rPr>
+            <w:noProof/>
+            <w:webHidden/>
+          </w:rPr>
+          <w:fldChar w:fldCharType="end"/>
+        </w:r>
+      </w:hyperlink>
+    </w:p>
+    <w:p>
+      <w:pPr>
+        <w:pStyle w:val="TOC1"/>
+        <w:tabs>
+          <w:tab w:val="right" w:leader="dot" w:pos="8918"/>
+        </w:tabs>
+        <w:rPr>
+          <w:noProof/>
+        </w:rPr>
+      </w:pPr>
+      <w:hyperlink w:anchor="_Toc226212616" w:history="1">
+        <w:r>
+          <w:rPr>
+            <w:rStyle w:val="Hyperlink"/>
+            <w:noProof/>
+          </w:rPr>
+          <w:t>Part 1b: Decision Logic &amp; Rule Definition</w:t>
+        </w:r>
+        <w:r>
+          <w:rPr>
+            <w:noProof/>
+            <w:webHidden/>
+          </w:rPr>
+          <w:tab/>
+        </w:r>
+        <w:r>
+          <w:rPr>
+            <w:noProof/>
+            <w:webHidden/>
+          </w:rPr>
+          <w:fldChar w:fldCharType="begin"/>
+        </w:r>
+        <w:r>
+          <w:rPr>
+            <w:noProof/>
+            <w:webHidden/>
+          </w:rPr>
+          <w:instrText xml:space="preserve"> PAGEREF _Toc226212616 \h </w:instrText>
+        </w:r>
+        <w:r>
+          <w:rPr>
+            <w:noProof/>
+            <w:webHidden/>
+          </w:rPr>
+        </w:r>
+        <w:r>
+          <w:rPr>
+            <w:noProof/>
+            <w:webHidden/>
+          </w:rPr>
+          <w:fldChar w:fldCharType="separate"/>
+        </w:r>
+        <w:r>
+          <w:rPr>
+            <w:noProof/>
+            <w:webHidden/>
+          </w:rPr>
+          <w:t>8</w:t>
+        </w:r>
+        <w:r>
+          <w:rPr>
+            <w:noProof/>
+            <w:webHidden/>
+          </w:rPr>
+          <w:fldChar w:fldCharType="end"/>
+        </w:r>
+      </w:hyperlink>
+    </w:p>
+    <w:p>
+      <w:pPr>
+        <w:pStyle w:val="TOC2"/>
+        <w:tabs>
+          <w:tab w:val="right" w:leader="dot" w:pos="8918"/>
+        </w:tabs>
+        <w:rPr>
+          <w:noProof/>
+        </w:rPr>
+      </w:pPr>
+      <w:hyperlink w:anchor="_Toc226212617" w:history="1">
+        <w:r>
+          <w:rPr>
+            <w:rStyle w:val="Hyperlink"/>
+            <w:noProof/>
+          </w:rPr>
+          <w:t>Rule 1 — hw4 Baseline Content Scoring (Kaggle AUC: 0.857)</w:t>
+        </w:r>
+        <w:r>
+          <w:rPr>
+            <w:noProof/>
+            <w:webHidden/>
+          </w:rPr>
+          <w:tab/>
+        </w:r>
+        <w:r>
+          <w:rPr>
+            <w:noProof/>
+            <w:webHidden/>
+          </w:rPr>
+          <w:fldChar w:fldCharType="begin"/>
+        </w:r>
+        <w:r>
+          <w:rPr>
+            <w:noProof/>
+            <w:webHidden/>
+          </w:rPr>
+          <w:instrText xml:space="preserve"> PAGEREF _Toc226212617 \h </w:instrText>
+        </w:r>
+        <w:r>
+          <w:rPr>
+            <w:noProof/>
+            <w:webHidden/>
+          </w:rPr>
+        </w:r>
+        <w:r>
+          <w:rPr>
+            <w:noProof/>
+            <w:webHidden/>
+          </w:rPr>
+          <w:fldChar w:fldCharType="separate"/>
+        </w:r>
+        <w:r>
+          <w:rPr>
+            <w:noProof/>
+            <w:webHidden/>
+          </w:rPr>
+          <w:t>8</w:t>
+        </w:r>
+        <w:r>
+          <w:rPr>
+            <w:noProof/>
+            <w:webHidden/>
+          </w:rPr>
+          <w:fldChar w:fldCharType="end"/>
+        </w:r>
+      </w:hyperlink>
+    </w:p>
+    <w:p>
+      <w:pPr>
+        <w:pStyle w:val="TOC2"/>
+        <w:tabs>
+          <w:tab w:val="right" w:leader="dot" w:pos="8918"/>
+        </w:tabs>
+        <w:rPr>
+          <w:noProof/>
+        </w:rPr>
+      </w:pPr>
+      <w:hyperlink w:anchor="_Toc226212618" w:history="1">
+        <w:r>
+          <w:rPr>
+            <w:rStyle w:val="Hyperlink"/>
+            <w:noProof/>
+          </w:rPr>
+          <w:t>Rule 2 — Weighted Hybrid Content + CF (Kaggle AUC: 0.863)</w:t>
+        </w:r>
+        <w:r>
+          <w:rPr>
+            <w:rStyle w:val="Hyperlink"/>
+            <w:rFonts w:hint="eastAsia"/>
+            <w:noProof/>
+          </w:rPr>
+          <w:t xml:space="preserve">  </w:t>
+        </w:r>
+        <w:r>
+          <w:rPr>
+            <w:rStyle w:val="Hyperlink"/>
+            <w:rFonts w:hint="eastAsia"/>
+            <w:noProof/>
+          </w:rPr>
+          <w:t>←</w:t>
+        </w:r>
+        <w:r>
+          <w:rPr>
+            <w:rStyle w:val="Hyperlink"/>
+            <w:rFonts w:hint="eastAsia"/>
+            <w:noProof/>
+          </w:rPr>
+          <w:t xml:space="preserve"> BEST</w:t>
+        </w:r>
+        <w:r>
+          <w:rPr>
+            <w:noProof/>
+            <w:webHidden/>
+          </w:rPr>
+          <w:tab/>
+        </w:r>
+        <w:r>
+          <w:rPr>
+            <w:noProof/>
+            <w:webHidden/>
+          </w:rPr>
+          <w:fldChar w:fldCharType="begin"/>
+        </w:r>
+        <w:r>
+          <w:rPr>
+            <w:noProof/>
+            <w:webHidden/>
+          </w:rPr>
+          <w:instrText xml:space="preserve"> PAGEREF _Toc226212618 \h </w:instrText>
+        </w:r>
+        <w:r>
+          <w:rPr>
+            <w:noProof/>
+            <w:webHidden/>
+          </w:rPr>
+        </w:r>
+        <w:r>
+          <w:rPr>
+            <w:noProof/>
+            <w:webHidden/>
+          </w:rPr>
+          <w:fldChar w:fldCharType="separate"/>
+        </w:r>
+        <w:r>
+          <w:rPr>
+            <w:noProof/>
+            <w:webHidden/>
+          </w:rPr>
+          <w:t>9</w:t>
+        </w:r>
+        <w:r>
+          <w:rPr>
+            <w:noProof/>
+            <w:webHidden/>
+          </w:rPr>
+          <w:fldChar w:fldCharType="end"/>
+        </w:r>
+      </w:hyperlink>
+    </w:p>
+    <w:p>
+      <w:pPr>
+        <w:pStyle w:val="TOC2"/>
+        <w:tabs>
+          <w:tab w:val="right" w:leader="dot" w:pos="8918"/>
+        </w:tabs>
+        <w:rPr>
+          <w:noProof/>
+        </w:rPr>
+      </w:pPr>
+      <w:hyperlink w:anchor="_Toc226212619" w:history="1">
+        <w:r>
+          <w:rPr>
+            <w:rStyle w:val="Hyperlink"/>
+            <w:noProof/>
+          </w:rPr>
+          <w:t>Rule 3 — Popularity Boosted Hybrid (Kaggle AUC: 0.859)</w:t>
+        </w:r>
+        <w:r>
+          <w:rPr>
+            <w:noProof/>
+            <w:webHidden/>
+          </w:rPr>
+          <w:tab/>
+        </w:r>
+        <w:r>
+          <w:rPr>
+            <w:noProof/>
+            <w:webHidden/>
+          </w:rPr>
+          <w:fldChar w:fldCharType="begin"/>
+        </w:r>
+        <w:r>
+          <w:rPr>
+            <w:noProof/>
+            <w:webHidden/>
+          </w:rPr>
+          <w:instrText xml:space="preserve"> PAGEREF _Toc226212619 \h </w:instrText>
+        </w:r>
+        <w:r>
+          <w:rPr>
+            <w:noProof/>
+            <w:webHidden/>
+          </w:rPr>
+        </w:r>
+        <w:r>
+          <w:rPr>
+            <w:noProof/>
+            <w:webHidden/>
+          </w:rPr>
+          <w:fldChar w:fldCharType="separate"/>
+        </w:r>
+        <w:r>
+          <w:rPr>
+            <w:noProof/>
+            <w:webHidden/>
+          </w:rPr>
+          <w:t>10</w:t>
+        </w:r>
+        <w:r>
+          <w:rPr>
+            <w:noProof/>
+            <w:webHidden/>
+          </w:rPr>
+          <w:fldChar w:fldCharType="end"/>
+        </w:r>
+      </w:hyperlink>
+    </w:p>
+    <w:p>
+      <w:pPr>
+        <w:pStyle w:val="TOC2"/>
+        <w:tabs>
+          <w:tab w:val="right" w:leader="dot" w:pos="8918"/>
+        </w:tabs>
+        <w:rPr>
+          <w:noProof/>
+        </w:rPr>
+      </w:pPr>
+      <w:hyperlink w:anchor="_Toc226212620" w:history="1">
+        <w:r>
+          <w:rPr>
+            <w:rStyle w:val="Hyperlink"/>
+            <w:noProof/>
+          </w:rPr>
+          <w:t>Rule Comparison Table</w:t>
+        </w:r>
+        <w:r>
+          <w:rPr>
+            <w:noProof/>
+            <w:webHidden/>
+          </w:rPr>
+          <w:tab/>
+        </w:r>
+        <w:r>
+          <w:rPr>
+            <w:noProof/>
+            <w:webHidden/>
+          </w:rPr>
+          <w:fldChar w:fldCharType="begin"/>
+        </w:r>
+        <w:r>
+          <w:rPr>
+            <w:noProof/>
+            <w:webHidden/>
+          </w:rPr>
+          <w:instrText xml:space="preserve"> PAGEREF _Toc226212620 \h </w:instrText>
+        </w:r>
+        <w:r>
+          <w:rPr>
+            <w:noProof/>
+            <w:webHidden/>
+          </w:rPr>
+        </w:r>
+        <w:r>
+          <w:rPr>
+            <w:noProof/>
+            <w:webHidden/>
+          </w:rPr>
+          <w:fldChar w:fldCharType="separate"/>
+        </w:r>
+        <w:r>
+          <w:rPr>
+            <w:noProof/>
+            <w:webHidden/>
+          </w:rPr>
+          <w:t>10</w:t>
+        </w:r>
+        <w:r>
+          <w:rPr>
+            <w:noProof/>
+            <w:webHidden/>
+          </w:rPr>
+          <w:fldChar w:fldCharType="end"/>
+        </w:r>
+      </w:hyperlink>
+    </w:p>
+    <w:p>
+      <w:pPr>
+        <w:pStyle w:val="TOC1"/>
+        <w:tabs>
+          <w:tab w:val="right" w:leader="dot" w:pos="8918"/>
+        </w:tabs>
+        <w:rPr>
+          <w:noProof/>
+        </w:rPr>
+      </w:pPr>
+      <w:hyperlink w:anchor="_Toc226212621" w:history="1">
+        <w:r>
+          <w:rPr>
+            <w:rStyle w:val="Hyperlink"/>
+            <w:noProof/>
+          </w:rPr>
+          <w:t>Part 2a: Cold Start Strategy — Global Popularity Fallback</w:t>
+        </w:r>
+        <w:r>
+          <w:rPr>
+            <w:noProof/>
+            <w:webHidden/>
+          </w:rPr>
+          <w:tab/>
+        </w:r>
+        <w:r>
+          <w:rPr>
+            <w:noProof/>
+            <w:webHidden/>
+          </w:rPr>
+          <w:fldChar w:fldCharType="begin"/>
+        </w:r>
+        <w:r>
+          <w:rPr>
+            <w:noProof/>
+            <w:webHidden/>
+          </w:rPr>
+          <w:instrText xml:space="preserve"> PAGEREF _Toc226212621 \h </w:instrText>
+        </w:r>
+        <w:r>
+          <w:rPr>
+            <w:noProof/>
+            <w:webHidden/>
+          </w:rPr>
+        </w:r>
+        <w:r>
+          <w:rPr>
+            <w:noProof/>
+            <w:webHidden/>
+          </w:rPr>
+          <w:fldChar w:fldCharType="separate"/>
+        </w:r>
+        <w:r>
+          <w:rPr>
+            <w:noProof/>
+            <w:webHidden/>
+          </w:rPr>
+          <w:t>11</w:t>
+        </w:r>
+        <w:r>
+          <w:rPr>
+            <w:noProof/>
+            <w:webHidden/>
+          </w:rPr>
+          <w:fldChar w:fldCharType="end"/>
+        </w:r>
+      </w:hyperlink>
+    </w:p>
+    <w:p>
+      <w:pPr>
+        <w:pStyle w:val="TOC2"/>
+        <w:tabs>
+          <w:tab w:val="right" w:leader="dot" w:pos="8918"/>
+        </w:tabs>
+        <w:rPr>
+          <w:noProof/>
+        </w:rPr>
+      </w:pPr>
+      <w:hyperlink w:anchor="_Toc226212622" w:history="1">
+        <w:r>
+          <w:rPr>
+            <w:rStyle w:val="Hyperlink"/>
+            <w:noProof/>
+          </w:rPr>
+          <w:t>Problem Statement</w:t>
+        </w:r>
+        <w:r>
+          <w:rPr>
+            <w:noProof/>
+            <w:webHidden/>
+          </w:rPr>
+          <w:tab/>
+        </w:r>
+        <w:r>
+          <w:rPr>
+            <w:noProof/>
+            <w:webHidden/>
+          </w:rPr>
+          <w:fldChar w:fldCharType="begin"/>
+        </w:r>
+        <w:r>
+          <w:rPr>
+            <w:noProof/>
+            <w:webHidden/>
+          </w:rPr>
+          <w:instrText xml:space="preserve"> PAGEREF _Toc226212622 \h </w:instrText>
+        </w:r>
+        <w:r>
+          <w:rPr>
+            <w:noProof/>
+            <w:webHidden/>
+          </w:rPr>
+        </w:r>
+        <w:r>
+          <w:rPr>
+            <w:noProof/>
+            <w:webHidden/>
+          </w:rPr>
+          <w:fldChar w:fldCharType="separate"/>
+        </w:r>
+        <w:r>
+          <w:rPr>
+            <w:noProof/>
+            <w:webHidden/>
+          </w:rPr>
+          <w:t>11</w:t>
+        </w:r>
+        <w:r>
+          <w:rPr>
+            <w:noProof/>
+            <w:webHidden/>
+          </w:rPr>
+          <w:fldChar w:fldCharType="end"/>
+        </w:r>
+      </w:hyperlink>
+    </w:p>
+    <w:p>
+      <w:pPr>
+        <w:pStyle w:val="TOC2"/>
+        <w:tabs>
+          <w:tab w:val="right" w:leader="dot" w:pos="8918"/>
+        </w:tabs>
+        <w:rPr>
+          <w:noProof/>
+        </w:rPr>
+      </w:pPr>
+      <w:hyperlink w:anchor="_Toc226212623" w:history="1">
+        <w:r>
+          <w:rPr>
+            <w:rStyle w:val="Hyperlink"/>
+            <w:noProof/>
+          </w:rPr>
+          <w:t>Global Popularity Metric</w:t>
+        </w:r>
+        <w:r>
+          <w:rPr>
+            <w:noProof/>
+            <w:webHidden/>
+          </w:rPr>
+          <w:tab/>
+        </w:r>
+        <w:r>
+          <w:rPr>
+            <w:noProof/>
+            <w:webHidden/>
+          </w:rPr>
+          <w:fldChar w:fldCharType="begin"/>
+        </w:r>
+        <w:r>
+          <w:rPr>
+            <w:noProof/>
+            <w:webHidden/>
+          </w:rPr>
+          <w:instrText xml:space="preserve"> PAGEREF _Toc226212623 \h </w:instrText>
+        </w:r>
+        <w:r>
+          <w:rPr>
+            <w:noProof/>
+            <w:webHidden/>
+          </w:rPr>
+        </w:r>
+        <w:r>
+          <w:rPr>
+            <w:noProof/>
+            <w:webHidden/>
+          </w:rPr>
+          <w:fldChar w:fldCharType="separate"/>
+        </w:r>
+        <w:r>
+          <w:rPr>
+            <w:noProof/>
+            <w:webHidden/>
+          </w:rPr>
+          <w:t>11</w:t>
+        </w:r>
+        <w:r>
+          <w:rPr>
+            <w:noProof/>
+            <w:webHidden/>
+          </w:rPr>
+          <w:fldChar w:fldCharType="end"/>
+        </w:r>
+      </w:hyperlink>
+    </w:p>
+    <w:p>
+      <w:pPr>
+        <w:pStyle w:val="TOC2"/>
+        <w:tabs>
+          <w:tab w:val="right" w:leader="dot" w:pos="8918"/>
+        </w:tabs>
+        <w:rPr>
+          <w:noProof/>
+        </w:rPr>
+      </w:pPr>
+      <w:hyperlink w:anchor="_Toc226212624" w:history="1">
+        <w:r>
+          <w:rPr>
+            <w:rStyle w:val="Hyperlink"/>
+            <w:noProof/>
+          </w:rPr>
+          <w:t>Feature Imputation Strategy</w:t>
+        </w:r>
+        <w:r>
+          <w:rPr>
+            <w:noProof/>
+            <w:webHidden/>
+          </w:rPr>
+          <w:tab/>
+        </w:r>
+        <w:r>
+          <w:rPr>
+            <w:noProof/>
+            <w:webHidden/>
+          </w:rPr>
+          <w:fldChar w:fldCharType="begin"/>
+        </w:r>
+        <w:r>
+          <w:rPr>
+            <w:noProof/>
+            <w:webHidden/>
+          </w:rPr>
+          <w:instrText xml:space="preserve"> PAGEREF _Toc226212624 \h </w:instrText>
+        </w:r>
+        <w:r>
+          <w:rPr>
+            <w:noProof/>
+            <w:webHidden/>
+          </w:rPr>
+        </w:r>
+        <w:r>
+          <w:rPr>
+            <w:noProof/>
+            <w:webHidden/>
+          </w:rPr>
+          <w:fldChar w:fldCharType="separate"/>
+        </w:r>
+        <w:r>
+          <w:rPr>
+            <w:noProof/>
+            <w:webHidden/>
+          </w:rPr>
+          <w:t>12</w:t>
+        </w:r>
+        <w:r>
+          <w:rPr>
+            <w:noProof/>
+            <w:webHidden/>
+          </w:rPr>
+          <w:fldChar w:fldCharType="end"/>
+        </w:r>
+      </w:hyperlink>
+    </w:p>
+    <w:p>
+      <w:pPr>
+        <w:pStyle w:val="TOC2"/>
+        <w:tabs>
+          <w:tab w:val="right" w:leader="dot" w:pos="8918"/>
+        </w:tabs>
+        <w:rPr>
+          <w:noProof/>
+        </w:rPr>
+      </w:pPr>
+      <w:hyperlink w:anchor="_Toc226212625" w:history="1">
+        <w:r>
+          <w:rPr>
+            <w:rStyle w:val="Hyperlink"/>
+            <w:noProof/>
+          </w:rPr>
+          <w:t>Synthetic Cold Start Validation</w:t>
+        </w:r>
+        <w:r>
+          <w:rPr>
+            <w:noProof/>
+            <w:webHidden/>
+          </w:rPr>
+          <w:tab/>
+        </w:r>
+        <w:r>
+          <w:rPr>
+            <w:noProof/>
+            <w:webHidden/>
+          </w:rPr>
+          <w:fldChar w:fldCharType="begin"/>
+        </w:r>
+        <w:r>
+          <w:rPr>
+            <w:noProof/>
+            <w:webHidden/>
+          </w:rPr>
+          <w:instrText xml:space="preserve"> PAGEREF _Toc226212625 \h </w:instrText>
+        </w:r>
+        <w:r>
+          <w:rPr>
+            <w:noProof/>
+            <w:webHidden/>
+          </w:rPr>
+        </w:r>
+        <w:r>
+          <w:rPr>
+            <w:noProof/>
+            <w:webHidden/>
+          </w:rPr>
+          <w:fldChar w:fldCharType="separate"/>
+        </w:r>
+        <w:r>
+          <w:rPr>
+            <w:noProof/>
+            <w:webHidden/>
+          </w:rPr>
+          <w:t>12</w:t>
+        </w:r>
+        <w:r>
+          <w:rPr>
+            <w:noProof/>
+            <w:webHidden/>
+          </w:rPr>
+          <w:fldChar w:fldCharType="end"/>
+        </w:r>
+      </w:hyperlink>
+    </w:p>
+    <w:p>
+      <w:pPr>
+        <w:pStyle w:val="TOC1"/>
+        <w:tabs>
+          <w:tab w:val="right" w:leader="dot" w:pos="8918"/>
+        </w:tabs>
+        <w:rPr>
+          <w:noProof/>
+        </w:rPr>
+      </w:pPr>
+      <w:hyperlink w:anchor="_Toc226212626" w:history="1">
+        <w:r>
+          <w:rPr>
+            <w:rStyle w:val="Hyperlink"/>
+            <w:noProof/>
+          </w:rPr>
+          <w:t>Part 2b: Cold Start Strategy — Dig Deeper Intra-Album Fallback</w:t>
+        </w:r>
+        <w:r>
+          <w:rPr>
+            <w:noProof/>
+            <w:webHidden/>
+          </w:rPr>
+          <w:tab/>
+        </w:r>
+        <w:r>
+          <w:rPr>
+            <w:noProof/>
+            <w:webHidden/>
+          </w:rPr>
+          <w:fldChar w:fldCharType="begin"/>
+        </w:r>
+        <w:r>
+          <w:rPr>
+            <w:noProof/>
+            <w:webHidden/>
+          </w:rPr>
+          <w:instrText xml:space="preserve"> PAGEREF _Toc226212626 \h </w:instrText>
+        </w:r>
+        <w:r>
+          <w:rPr>
+            <w:noProof/>
+            <w:webHidden/>
+          </w:rPr>
+        </w:r>
+        <w:r>
+          <w:rPr>
+            <w:noProof/>
+            <w:webHidden/>
+          </w:rPr>
+          <w:fldChar w:fldCharType="separate"/>
+        </w:r>
+        <w:r>
+          <w:rPr>
+            <w:noProof/>
+            <w:webHidden/>
+          </w:rPr>
+          <w:t>13</w:t>
+        </w:r>
+        <w:r>
+          <w:rPr>
+            <w:noProof/>
+            <w:webHidden/>
+          </w:rPr>
+          <w:fldChar w:fldCharType="end"/>
+        </w:r>
+      </w:hyperlink>
+    </w:p>
+    <w:p>
+      <w:pPr>
+        <w:pStyle w:val="TOC2"/>
+        <w:tabs>
+          <w:tab w:val="right" w:leader="dot" w:pos="8918"/>
+        </w:tabs>
+        <w:rPr>
+          <w:noProof/>
+        </w:rPr>
+      </w:pPr>
+      <w:hyperlink w:anchor="_Toc226212627" w:history="1">
+        <w:r>
+          <w:rPr>
+            <w:rStyle w:val="Hyperlink"/>
+            <w:noProof/>
+          </w:rPr>
+          <w:t>The Logic</w:t>
+        </w:r>
+        <w:r>
+          <w:rPr>
+            <w:noProof/>
+            <w:webHidden/>
+          </w:rPr>
+          <w:tab/>
+        </w:r>
+        <w:r>
+          <w:rPr>
+            <w:noProof/>
+            <w:webHidden/>
+          </w:rPr>
+          <w:fldChar w:fldCharType="begin"/>
+        </w:r>
+        <w:r>
+          <w:rPr>
+            <w:noProof/>
+            <w:webHidden/>
+          </w:rPr>
+          <w:instrText xml:space="preserve"> PAGEREF _Toc226212627 \h </w:instrText>
+        </w:r>
+        <w:r>
+          <w:rPr>
+            <w:noProof/>
+            <w:webHidden/>
+          </w:rPr>
+        </w:r>
+        <w:r>
+          <w:rPr>
+            <w:noProof/>
+            <w:webHidden/>
+          </w:rPr>
+          <w:fldChar w:fldCharType="separate"/>
+        </w:r>
+        <w:r>
+          <w:rPr>
+            <w:noProof/>
+            <w:webHidden/>
+          </w:rPr>
+          <w:t>13</w:t>
+        </w:r>
+        <w:r>
+          <w:rPr>
+            <w:noProof/>
+            <w:webHidden/>
+          </w:rPr>
+          <w:fldChar w:fldCharType="end"/>
+        </w:r>
+      </w:hyperlink>
+    </w:p>
+    <w:p>
+      <w:pPr>
+        <w:pStyle w:val="TOC2"/>
+        <w:tabs>
+          <w:tab w:val="right" w:leader="dot" w:pos="8918"/>
+        </w:tabs>
+        <w:rPr>
+          <w:noProof/>
+        </w:rPr>
+      </w:pPr>
+      <w:hyperlink w:anchor="_Toc226212628" w:history="1">
+        <w:r>
+          <w:rPr>
+            <w:rStyle w:val="Hyperlink"/>
+            <w:noProof/>
+          </w:rPr>
+          <w:t>Aggregation Method</w:t>
+        </w:r>
+        <w:r>
+          <w:rPr>
+            <w:noProof/>
+            <w:webHidden/>
+          </w:rPr>
+          <w:tab/>
+        </w:r>
+        <w:r>
+          <w:rPr>
+            <w:noProof/>
+            <w:webHidden/>
+          </w:rPr>
+          <w:fldChar w:fldCharType="begin"/>
+        </w:r>
+        <w:r>
+          <w:rPr>
+            <w:noProof/>
+            <w:webHidden/>
+          </w:rPr>
+          <w:instrText xml:space="preserve"> PAGEREF _Toc226212628 \h </w:instrText>
+        </w:r>
+        <w:r>
+          <w:rPr>
+            <w:noProof/>
+            <w:webHidden/>
+          </w:rPr>
+        </w:r>
+        <w:r>
+          <w:rPr>
+            <w:noProof/>
+            <w:webHidden/>
+          </w:rPr>
+          <w:fldChar w:fldCharType="separate"/>
+        </w:r>
+        <w:r>
+          <w:rPr>
+            <w:noProof/>
+            <w:webHidden/>
+          </w:rPr>
+          <w:t>13</w:t>
+        </w:r>
+        <w:r>
+          <w:rPr>
+            <w:noProof/>
+            <w:webHidden/>
+          </w:rPr>
+          <w:fldChar w:fldCharType="end"/>
+        </w:r>
+      </w:hyperlink>
+    </w:p>
+    <w:p>
+      <w:pPr>
+        <w:pStyle w:val="TOC2"/>
+        <w:tabs>
+          <w:tab w:val="right" w:leader="dot" w:pos="8918"/>
+        </w:tabs>
+        <w:rPr>
+          <w:noProof/>
+        </w:rPr>
+      </w:pPr>
+      <w:hyperlink w:anchor="_Toc226212629" w:history="1">
+        <w:r>
+          <w:rPr>
+            <w:rStyle w:val="Hyperlink"/>
+            <w:noProof/>
+          </w:rPr>
+          <w:t>Impact Analysis</w:t>
+        </w:r>
+        <w:r>
+          <w:rPr>
+            <w:noProof/>
+            <w:webHidden/>
+          </w:rPr>
+          <w:tab/>
+        </w:r>
+        <w:r>
+          <w:rPr>
+            <w:noProof/>
+            <w:webHidden/>
+          </w:rPr>
+          <w:fldChar w:fldCharType="begin"/>
+        </w:r>
+        <w:r>
+          <w:rPr>
+            <w:noProof/>
+            <w:webHidden/>
+          </w:rPr>
+          <w:instrText xml:space="preserve"> PAGEREF _Toc226212629 \h </w:instrText>
+        </w:r>
+        <w:r>
+          <w:rPr>
+            <w:noProof/>
+            <w:webHidden/>
+          </w:rPr>
+        </w:r>
+        <w:r>
+          <w:rPr>
+            <w:noProof/>
+            <w:webHidden/>
+          </w:rPr>
+          <w:fldChar w:fldCharType="separate"/>
+        </w:r>
+        <w:r>
+          <w:rPr>
+            <w:noProof/>
+            <w:webHidden/>
+          </w:rPr>
+          <w:t>14</w:t>
+        </w:r>
+        <w:r>
+          <w:rPr>
+            <w:noProof/>
+            <w:webHidden/>
+          </w:rPr>
+          <w:fldChar w:fldCharType="end"/>
+        </w:r>
+      </w:hyperlink>
+    </w:p>
+    <w:p>
+      <w:pPr>
+        <w:pStyle w:val="TOC1"/>
+        <w:tabs>
+          <w:tab w:val="right" w:leader="dot" w:pos="8918"/>
+        </w:tabs>
+        <w:rPr>
+          <w:noProof/>
+        </w:rPr>
+      </w:pPr>
+      <w:hyperlink w:anchor="_Toc226212630" w:history="1">
+        <w:r>
+          <w:rPr>
+            <w:rStyle w:val="Hyperlink"/>
+            <w:noProof/>
+          </w:rPr>
+          <w:t>Part 3: Advanced Ranking Experiments</w:t>
+        </w:r>
+        <w:r>
+          <w:rPr>
+            <w:noProof/>
+            <w:webHidden/>
+          </w:rPr>
+          <w:tab/>
+        </w:r>
+        <w:r>
+          <w:rPr>
+            <w:noProof/>
+            <w:webHidden/>
+          </w:rPr>
+          <w:fldChar w:fldCharType="begin"/>
+        </w:r>
+        <w:r>
+          <w:rPr>
+            <w:noProof/>
+            <w:webHidden/>
+          </w:rPr>
+          <w:instrText xml:space="preserve"> PAGEREF _Toc226212630 \h </w:instrText>
+        </w:r>
+        <w:r>
+          <w:rPr>
+            <w:noProof/>
+            <w:webHidden/>
+          </w:rPr>
+        </w:r>
+        <w:r>
+          <w:rPr>
+            <w:noProof/>
+            <w:webHidden/>
+          </w:rPr>
+          <w:fldChar w:fldCharType="separate"/>
+        </w:r>
+        <w:r>
+          <w:rPr>
+            <w:noProof/>
+            <w:webHidden/>
+          </w:rPr>
+          <w:t>15</w:t>
+        </w:r>
+        <w:r>
+          <w:rPr>
+            <w:noProof/>
+            <w:webHidden/>
+          </w:rPr>
+          <w:fldChar w:fldCharType="end"/>
+        </w:r>
+      </w:hyperlink>
+    </w:p>
+    <w:p>
+      <w:pPr>
+        <w:pStyle w:val="TOC2"/>
+        <w:tabs>
+          <w:tab w:val="right" w:leader="dot" w:pos="8918"/>
+        </w:tabs>
+        <w:rPr>
+          <w:noProof/>
+        </w:rPr>
+      </w:pPr>
+      <w:hyperlink w:anchor="_Toc226212631" w:history="1">
+        <w:r>
+          <w:rPr>
+            <w:rStyle w:val="Hyperlink"/>
+            <w:noProof/>
+          </w:rPr>
+          <w:t>Motivation</w:t>
+        </w:r>
+        <w:r>
+          <w:rPr>
+            <w:noProof/>
+            <w:webHidden/>
+          </w:rPr>
+          <w:tab/>
+        </w:r>
+        <w:r>
+          <w:rPr>
+            <w:noProof/>
+            <w:webHidden/>
+          </w:rPr>
+          <w:fldChar w:fldCharType="begin"/>
+        </w:r>
+        <w:r>
+          <w:rPr>
+            <w:noProof/>
+            <w:webHidden/>
+          </w:rPr>
+          <w:instrText xml:space="preserve"> PAGEREF _Toc226212631 \h </w:instrText>
+        </w:r>
+        <w:r>
+          <w:rPr>
+            <w:noProof/>
+            <w:webHidden/>
+          </w:rPr>
+        </w:r>
+        <w:r>
+          <w:rPr>
+            <w:noProof/>
+            <w:webHidden/>
+          </w:rPr>
+          <w:fldChar w:fldCharType="separate"/>
+        </w:r>
+        <w:r>
+          <w:rPr>
+            <w:noProof/>
+            <w:webHidden/>
+          </w:rPr>
+          <w:t>15</w:t>
+        </w:r>
+        <w:r>
+          <w:rPr>
+            <w:noProof/>
+            <w:webHidden/>
+          </w:rPr>
+          <w:fldChar w:fldCharType="end"/>
+        </w:r>
+      </w:hyperlink>
+    </w:p>
+    <w:p>
+      <w:pPr>
+        <w:pStyle w:val="TOC2"/>
+        <w:tabs>
+          <w:tab w:val="right" w:leader="dot" w:pos="8918"/>
+        </w:tabs>
+        <w:rPr>
+          <w:noProof/>
+        </w:rPr>
+      </w:pPr>
+      <w:hyperlink w:anchor="_Toc226212632" w:history="1">
+        <w:r>
+          <w:rPr>
+            <w:rStyle w:val="Hyperlink"/>
+            <w:noProof/>
+          </w:rPr>
+          <w:t>LightGBM v1 — Initial Attempt (Kaggle AUC: 0.675)</w:t>
+        </w:r>
+        <w:r>
+          <w:rPr>
+            <w:noProof/>
+            <w:webHidden/>
+          </w:rPr>
+          <w:tab/>
+        </w:r>
+        <w:r>
+          <w:rPr>
+            <w:noProof/>
+            <w:webHidden/>
+          </w:rPr>
+          <w:fldChar w:fldCharType="begin"/>
+        </w:r>
+        <w:r>
+          <w:rPr>
+            <w:noProof/>
+            <w:webHidden/>
+          </w:rPr>
+          <w:instrText xml:space="preserve"> PAGEREF _Toc226212632 \h </w:instrText>
+        </w:r>
+        <w:r>
+          <w:rPr>
+            <w:noProof/>
+            <w:webHidden/>
+          </w:rPr>
+        </w:r>
+        <w:r>
+          <w:rPr>
+            <w:noProof/>
+            <w:webHidden/>
+          </w:rPr>
+          <w:fldChar w:fldCharType="separate"/>
+        </w:r>
+        <w:r>
+          <w:rPr>
+            <w:noProof/>
+            <w:webHidden/>
+          </w:rPr>
+          <w:t>15</w:t>
+        </w:r>
+        <w:r>
+          <w:rPr>
+            <w:noProof/>
+            <w:webHidden/>
+          </w:rPr>
+          <w:fldChar w:fldCharType="end"/>
+        </w:r>
+      </w:hyperlink>
+    </w:p>
+    <w:p>
+      <w:pPr>
+        <w:pStyle w:val="TOC2"/>
+        <w:tabs>
+          <w:tab w:val="right" w:leader="dot" w:pos="8918"/>
+        </w:tabs>
+        <w:rPr>
+          <w:noProof/>
+        </w:rPr>
+      </w:pPr>
+      <w:hyperlink w:anchor="_Toc226212633" w:history="1">
+        <w:r>
+          <w:rPr>
+            <w:rStyle w:val="Hyperlink"/>
+            <w:noProof/>
+          </w:rPr>
+          <w:t>LightGBM v2 — Hard Negatives + Meta-features (Kaggle AUC: 0.762)</w:t>
+        </w:r>
+        <w:r>
+          <w:rPr>
+            <w:noProof/>
+            <w:webHidden/>
+          </w:rPr>
+          <w:tab/>
+        </w:r>
+        <w:r>
+          <w:rPr>
+            <w:noProof/>
+            <w:webHidden/>
+          </w:rPr>
+          <w:fldChar w:fldCharType="begin"/>
+        </w:r>
+        <w:r>
+          <w:rPr>
+            <w:noProof/>
+            <w:webHidden/>
+          </w:rPr>
+          <w:instrText xml:space="preserve"> PAGEREF _Toc226212633 \h </w:instrText>
+        </w:r>
+        <w:r>
+          <w:rPr>
+            <w:noProof/>
+            <w:webHidden/>
+          </w:rPr>
+        </w:r>
+        <w:r>
+          <w:rPr>
+            <w:noProof/>
+            <w:webHidden/>
+          </w:rPr>
+          <w:fldChar w:fldCharType="separate"/>
+        </w:r>
+        <w:r>
+          <w:rPr>
+            <w:noProof/>
+            <w:webHidden/>
+          </w:rPr>
+          <w:t>15</w:t>
+        </w:r>
+        <w:r>
+          <w:rPr>
+            <w:noProof/>
+            <w:webHidden/>
+          </w:rPr>
+          <w:fldChar w:fldCharType="end"/>
+        </w:r>
+      </w:hyperlink>
+    </w:p>
+    <w:p>
+      <w:pPr>
+        <w:pStyle w:val="TOC2"/>
+        <w:tabs>
+          <w:tab w:val="right" w:leader="dot" w:pos="8918"/>
+        </w:tabs>
+        <w:rPr>
+          <w:noProof/>
+        </w:rPr>
+      </w:pPr>
+      <w:hyperlink w:anchor="_Toc226212634" w:history="1">
+        <w:r>
+          <w:rPr>
+            <w:rStyle w:val="Hyperlink"/>
+            <w:noProof/>
+          </w:rPr>
+          <w:t>LightGBM v3 — Binary Classifier (Kaggle AUC: 0.768)</w:t>
+        </w:r>
+        <w:r>
+          <w:rPr>
+            <w:noProof/>
+            <w:webHidden/>
+          </w:rPr>
+          <w:tab/>
+        </w:r>
+        <w:r>
+          <w:rPr>
+            <w:noProof/>
+            <w:webHidden/>
+          </w:rPr>
+          <w:fldChar w:fldCharType="begin"/>
+        </w:r>
+        <w:r>
+          <w:rPr>
+            <w:noProof/>
+            <w:webHidden/>
+          </w:rPr>
+          <w:instrText xml:space="preserve"> PAGEREF _Toc226212634 \h </w:instrText>
+        </w:r>
+        <w:r>
+          <w:rPr>
+            <w:noProof/>
+            <w:webHidden/>
+          </w:rPr>
+        </w:r>
+        <w:r>
+          <w:rPr>
+            <w:noProof/>
+            <w:webHidden/>
+          </w:rPr>
+          <w:fldChar w:fldCharType="separate"/>
+        </w:r>
+        <w:r>
+          <w:rPr>
+            <w:noProof/>
+            <w:webHidden/>
+          </w:rPr>
+          <w:t>16</w:t>
+        </w:r>
+        <w:r>
+          <w:rPr>
+            <w:noProof/>
+            <w:webHidden/>
+          </w:rPr>
+          <w:fldChar w:fldCharType="end"/>
+        </w:r>
+      </w:hyperlink>
+    </w:p>
+    <w:p>
+      <w:pPr>
+        <w:pStyle w:val="TOC2"/>
+        <w:tabs>
+          <w:tab w:val="right" w:leader="dot" w:pos="8918"/>
+        </w:tabs>
+        <w:rPr>
+          <w:noProof/>
+        </w:rPr>
+      </w:pPr>
+      <w:hyperlink w:anchor="_Toc226212635" w:history="1">
+        <w:r>
+          <w:rPr>
+            <w:rStyle w:val="Hyperlink"/>
+            <w:noProof/>
+          </w:rPr>
+          <w:t>LightGBM v4 — Scale Up LambdaRank (Kaggle AUC: 0.769)</w:t>
+        </w:r>
+        <w:r>
+          <w:rPr>
+            <w:noProof/>
+            <w:webHidden/>
+          </w:rPr>
+          <w:tab/>
+        </w:r>
+        <w:r>
+          <w:rPr>
+            <w:noProof/>
+            <w:webHidden/>
+          </w:rPr>
+          <w:fldChar w:fldCharType="begin"/>
+        </w:r>
+        <w:r>
+          <w:rPr>
+            <w:noProof/>
+            <w:webHidden/>
+          </w:rPr>
+          <w:instrText xml:space="preserve"> PAGEREF _Toc226212635 \h </w:instrText>
+        </w:r>
+        <w:r>
+          <w:rPr>
+            <w:noProof/>
+            <w:webHidden/>
+          </w:rPr>
+        </w:r>
+        <w:r>
+          <w:rPr>
+            <w:noProof/>
+            <w:webHidden/>
+          </w:rPr>
+          <w:fldChar w:fldCharType="separate"/>
+        </w:r>
+        <w:r>
+          <w:rPr>
+            <w:noProof/>
+            <w:webHidden/>
+          </w:rPr>
+          <w:t>16</w:t>
+        </w:r>
+        <w:r>
+          <w:rPr>
+            <w:noProof/>
+            <w:webHidden/>
+          </w:rPr>
+          <w:fldChar w:fldCharType="end"/>
+        </w:r>
+      </w:hyperlink>
+    </w:p>
+    <w:p>
+      <w:pPr>
+        <w:pStyle w:val="TOC2"/>
+        <w:tabs>
+          <w:tab w:val="right" w:leader="dot" w:pos="8918"/>
+        </w:tabs>
+        <w:rPr>
+          <w:noProof/>
+        </w:rPr>
+      </w:pPr>
+      <w:hyperlink w:anchor="_Toc226212636" w:history="1">
+        <w:r>
+          <w:rPr>
+            <w:rStyle w:val="Hyperlink"/>
+            <w:noProof/>
+          </w:rPr>
+          <w:t>LightGBM v5 — Scale Up Binary Classifier (Kaggle AUC: 0.801)</w:t>
+        </w:r>
+        <w:r>
+          <w:rPr>
+            <w:noProof/>
+            <w:webHidden/>
+          </w:rPr>
+          <w:tab/>
+        </w:r>
+        <w:r>
+          <w:rPr>
+            <w:noProof/>
+            <w:webHidden/>
+          </w:rPr>
+          <w:fldChar w:fldCharType="begin"/>
+        </w:r>
+        <w:r>
+          <w:rPr>
+            <w:noProof/>
+            <w:webHidden/>
+          </w:rPr>
+          <w:instrText xml:space="preserve"> PAGEREF _Toc226212636 \h </w:instrText>
+        </w:r>
+        <w:r>
+          <w:rPr>
+            <w:noProof/>
+            <w:webHidden/>
+          </w:rPr>
+        </w:r>
+        <w:r>
+          <w:rPr>
+            <w:noProof/>
+            <w:webHidden/>
+          </w:rPr>
+          <w:fldChar w:fldCharType="separate"/>
+        </w:r>
+        <w:r>
+          <w:rPr>
+            <w:noProof/>
+            <w:webHidden/>
+          </w:rPr>
+          <w:t>16</w:t>
+        </w:r>
+        <w:r>
+          <w:rPr>
+            <w:noProof/>
+            <w:webHidden/>
+          </w:rPr>
+          <w:fldChar w:fldCharType="end"/>
+        </w:r>
+      </w:hyperlink>
+    </w:p>
+    <w:p>
+      <w:pPr>
+        <w:pStyle w:val="TOC2"/>
+        <w:tabs>
+          <w:tab w:val="right" w:leader="dot" w:pos="8918"/>
+        </w:tabs>
+        <w:rPr>
+          <w:noProof/>
+        </w:rPr>
+      </w:pPr>
+      <w:hyperlink w:anchor="_Toc226212637" w:history="1">
+        <w:r>
+          <w:rPr>
+            <w:rStyle w:val="Hyperlink"/>
+            <w:noProof/>
+          </w:rPr>
+          <w:t>Ensemble — Rule 2 × 0.4 + LGBM v4 × 0.6 (Kaggle AUC: 0.875)</w:t>
+        </w:r>
+        <w:r>
+          <w:rPr>
+            <w:rStyle w:val="Hyperlink"/>
+            <w:rFonts w:hint="eastAsia"/>
+            <w:noProof/>
+          </w:rPr>
+          <w:t xml:space="preserve">  </w:t>
+        </w:r>
+        <w:r>
+          <w:rPr>
+            <w:rStyle w:val="Hyperlink"/>
+            <w:rFonts w:hint="eastAsia"/>
+            <w:noProof/>
+          </w:rPr>
+          <w:t>←</w:t>
+        </w:r>
+        <w:r>
+          <w:rPr>
+            <w:rStyle w:val="Hyperlink"/>
+            <w:rFonts w:hint="eastAsia"/>
+            <w:noProof/>
+          </w:rPr>
+          <w:t xml:space="preserve"> BEST</w:t>
+        </w:r>
+        <w:r>
+          <w:rPr>
+            <w:noProof/>
+            <w:webHidden/>
+          </w:rPr>
+          <w:tab/>
+        </w:r>
+        <w:r>
+          <w:rPr>
+            <w:noProof/>
+            <w:webHidden/>
+          </w:rPr>
+          <w:fldChar w:fldCharType="begin"/>
+        </w:r>
+        <w:r>
+          <w:rPr>
+            <w:noProof/>
+            <w:webHidden/>
+          </w:rPr>
+          <w:instrText xml:space="preserve"> PAGEREF _Toc226212637 \h </w:instrText>
+        </w:r>
+        <w:r>
+          <w:rPr>
+            <w:noProof/>
+            <w:webHidden/>
+          </w:rPr>
+        </w:r>
+        <w:r>
+          <w:rPr>
+            <w:noProof/>
+            <w:webHidden/>
+          </w:rPr>
+          <w:fldChar w:fldCharType="separate"/>
+        </w:r>
+        <w:r>
+          <w:rPr>
+            <w:noProof/>
+            <w:webHidden/>
+          </w:rPr>
+          <w:t>17</w:t>
+        </w:r>
+        <w:r>
+          <w:rPr>
+            <w:noProof/>
+            <w:webHidden/>
+          </w:rPr>
+          <w:fldChar w:fldCharType="end"/>
+        </w:r>
+      </w:hyperlink>
+    </w:p>
+    <w:p>
+      <w:pPr>
+        <w:pStyle w:val="TOC2"/>
+        <w:tabs>
+          <w:tab w:val="right" w:leader="dot" w:pos="8918"/>
+        </w:tabs>
+        <w:rPr>
+          <w:noProof/>
+        </w:rPr>
+      </w:pPr>
+      <w:hyperlink w:anchor="_Toc226212638" w:history="1">
+        <w:r>
+          <w:rPr>
+            <w:rStyle w:val="Hyperlink"/>
+            <w:noProof/>
+          </w:rPr>
+          <w:t>Complete Results Summary</w:t>
+        </w:r>
+        <w:r>
+          <w:rPr>
+            <w:noProof/>
+            <w:webHidden/>
+          </w:rPr>
+          <w:tab/>
+        </w:r>
+        <w:r>
+          <w:rPr>
+            <w:noProof/>
+            <w:webHidden/>
+          </w:rPr>
+          <w:fldChar w:fldCharType="begin"/>
+        </w:r>
+        <w:r>
+          <w:rPr>
+            <w:noProof/>
+            <w:webHidden/>
+          </w:rPr>
+          <w:instrText xml:space="preserve"> PAGEREF _Toc226212638 \h </w:instrText>
+        </w:r>
+        <w:r>
+          <w:rPr>
+            <w:noProof/>
+            <w:webHidden/>
+          </w:rPr>
+        </w:r>
+        <w:r>
+          <w:rPr>
+            <w:noProof/>
+            <w:webHidden/>
+          </w:rPr>
+          <w:fldChar w:fldCharType="separate"/>
+        </w:r>
+        <w:r>
+          <w:rPr>
+            <w:noProof/>
+            <w:webHidden/>
+          </w:rPr>
+          <w:t>17</w:t>
+        </w:r>
+        <w:r>
+          <w:rPr>
+            <w:noProof/>
+            <w:webHidden/>
+          </w:rPr>
+          <w:fldChar w:fldCharType="end"/>
+        </w:r>
+      </w:hyperlink>
+    </w:p>
+    <w:p>
+      <w:pPr>
+        <w:pStyle w:val="TOC2"/>
+        <w:tabs>
+          <w:tab w:val="right" w:leader="dot" w:pos="8918"/>
+        </w:tabs>
+        <w:rPr>
+          <w:noProof/>
+        </w:rPr>
+      </w:pPr>
+      <w:hyperlink w:anchor="_Toc226212639" w:history="1">
+        <w:r>
+          <w:rPr>
+            <w:rStyle w:val="Hyperlink"/>
+            <w:noProof/>
+          </w:rPr>
+          <w:t>Key Findings</w:t>
+        </w:r>
+        <w:r>
+          <w:rPr>
+            <w:noProof/>
+            <w:webHidden/>
+          </w:rPr>
+          <w:tab/>
+        </w:r>
+        <w:r>
+          <w:rPr>
+            <w:noProof/>
+            <w:webHidden/>
+          </w:rPr>
+          <w:fldChar w:fldCharType="begin"/>
+        </w:r>
+        <w:r>
+          <w:rPr>
+            <w:noProof/>
+            <w:webHidden/>
+          </w:rPr>
+          <w:instrText xml:space="preserve"> PAGEREF _Toc226212639 \h </w:instrText>
+        </w:r>
+        <w:r>
+          <w:rPr>
+            <w:noProof/>
+            <w:webHidden/>
+          </w:rPr>
+        </w:r>
+        <w:r>
+          <w:rPr>
+            <w:noProof/>
+            <w:webHidden/>
+          </w:rPr>
+          <w:fldChar w:fldCharType="separate"/>
+        </w:r>
+        <w:r>
+          <w:rPr>
+            <w:noProof/>
+            <w:webHidden/>
+          </w:rPr>
+          <w:t>18</w:t>
+        </w:r>
+        <w:r>
+          <w:rPr>
+            <w:noProof/>
+            <w:webHidden/>
+          </w:rPr>
+          <w:fldChar w:fldCharType="end"/>
+        </w:r>
+      </w:hyperlink>
+    </w:p>
+    <w:p>
+      <w:pPr>
+        <w:pStyle w:val="TOC1"/>
+        <w:tabs>
+          <w:tab w:val="right" w:leader="dot" w:pos="8918"/>
+        </w:tabs>
+        <w:rPr>
+          <w:noProof/>
+        </w:rPr>
+      </w:pPr>
+      <w:hyperlink w:anchor="_Toc226212640" w:history="1">
+        <w:r>
+          <w:rPr>
+            <w:rStyle w:val="Hyperlink"/>
+            <w:noProof/>
+          </w:rPr>
+          <w:t>Conclusion</w:t>
+        </w:r>
+        <w:r>
+          <w:rPr>
+            <w:noProof/>
+            <w:webHidden/>
+          </w:rPr>
+          <w:tab/>
+        </w:r>
+        <w:r>
+          <w:rPr>
+            <w:noProof/>
+            <w:webHidden/>
+          </w:rPr>
+          <w:fldChar w:fldCharType="begin"/>
+        </w:r>
+        <w:r>
+          <w:rPr>
+            <w:noProof/>
+            <w:webHidden/>
+          </w:rPr>
+          <w:instrText xml:space="preserve"> PAGEREF _Toc226212640 \h </w:instrText>
+        </w:r>
+        <w:r>
+          <w:rPr>
+            <w:noProof/>
+            <w:webHidden/>
+          </w:rPr>
+        </w:r>
+        <w:r>
+          <w:rPr>
+            <w:noProof/>
+            <w:webHidden/>
+          </w:rPr>
+          <w:fldChar w:fldCharType="separate"/>
+        </w:r>
+        <w:r>
+          <w:rPr>
+            <w:noProof/>
+            <w:webHidden/>
+          </w:rPr>
+          <w:t>19</w:t>
+        </w:r>
+        <w:r>
+          <w:rPr>
+            <w:noProof/>
+            <w:webHidden/>
+          </w:rPr>
+          <w:fldChar w:fldCharType="end"/>
+        </w:r>
+      </w:hyperlink>
+    </w:p>
+    <w:p>
+      <w:pPr>
+        <w:pStyle w:val="TOC2"/>
+        <w:tabs>
+          <w:tab w:val="right" w:leader="dot" w:pos="8918"/>
+        </w:tabs>
+        <w:rPr>
+          <w:noProof/>
+        </w:rPr>
+      </w:pPr>
+      <w:hyperlink w:anchor="_Toc226212641" w:history="1">
+        <w:r>
+          <w:rPr>
+            <w:rStyle w:val="Hyperlink"/>
+            <w:noProof/>
+          </w:rPr>
+          <w:t>Best Approach</w:t>
+        </w:r>
+        <w:r>
+          <w:rPr>
+            <w:noProof/>
+            <w:webHidden/>
+          </w:rPr>
+          <w:tab/>
+        </w:r>
+        <w:r>
+          <w:rPr>
+            <w:noProof/>
+            <w:webHidden/>
+          </w:rPr>
+          <w:fldChar w:fldCharType="begin"/>
+        </w:r>
+        <w:r>
+          <w:rPr>
+            <w:noProof/>
+            <w:webHidden/>
+          </w:rPr>
+          <w:instrText xml:space="preserve"> PAGEREF _Toc226212641 \h </w:instrText>
+        </w:r>
+        <w:r>
+          <w:rPr>
+            <w:noProof/>
+            <w:webHidden/>
+          </w:rPr>
+        </w:r>
+        <w:r>
+          <w:rPr>
+            <w:noProof/>
+            <w:webHidden/>
+          </w:rPr>
+          <w:fldChar w:fldCharType="separate"/>
+        </w:r>
+        <w:r>
+          <w:rPr>
+            <w:noProof/>
+            <w:webHidden/>
+          </w:rPr>
+          <w:t>19</w:t>
+        </w:r>
+        <w:r>
+          <w:rPr>
+            <w:noProof/>
+            <w:webHidden/>
+          </w:rPr>
+          <w:fldChar w:fldCharType="end"/>
+        </w:r>
+      </w:hyperlink>
+    </w:p>
+    <w:p>
+      <w:pPr>
+        <w:pStyle w:val="TOC2"/>
+        <w:tabs>
+          <w:tab w:val="right" w:leader="dot" w:pos="8918"/>
+        </w:tabs>
+        <w:rPr>
+          <w:noProof/>
+        </w:rPr>
+      </w:pPr>
+      <w:hyperlink w:anchor="_Toc226212642" w:history="1">
+        <w:r>
+          <w:rPr>
+            <w:rStyle w:val="Hyperlink"/>
+            <w:noProof/>
+          </w:rPr>
+          <w:t>Key Insights</w:t>
+        </w:r>
+        <w:r>
+          <w:rPr>
+            <w:noProof/>
+            <w:webHidden/>
+          </w:rPr>
+          <w:tab/>
+        </w:r>
+        <w:r>
+          <w:rPr>
+            <w:noProof/>
+            <w:webHidden/>
+          </w:rPr>
+          <w:fldChar w:fldCharType="begin"/>
+        </w:r>
+        <w:r>
+          <w:rPr>
+            <w:noProof/>
+            <w:webHidden/>
+          </w:rPr>
+          <w:instrText xml:space="preserve"> PAGEREF _Toc226212642 \h </w:instrText>
+        </w:r>
+        <w:r>
+          <w:rPr>
+            <w:noProof/>
+            <w:webHidden/>
+          </w:rPr>
+        </w:r>
+        <w:r>
+          <w:rPr>
+            <w:noProof/>
+            <w:webHidden/>
+          </w:rPr>
+          <w:fldChar w:fldCharType="separate"/>
+        </w:r>
+        <w:r>
+          <w:rPr>
+            <w:noProof/>
+            <w:webHidden/>
+          </w:rPr>
+          <w:t>19</w:t>
+        </w:r>
+        <w:r>
+          <w:rPr>
+            <w:noProof/>
+            <w:webHidden/>
+          </w:rPr>
+          <w:fldChar w:fldCharType="end"/>
+        </w:r>
+      </w:hyperlink>
+    </w:p>
+    <w:p>
+      <w:pPr>
+        <w:pStyle w:val="TOC2"/>
+        <w:tabs>
+          <w:tab w:val="right" w:leader="dot" w:pos="8918"/>
+        </w:tabs>
+        <w:rPr>
+          <w:noProof/>
+        </w:rPr>
+      </w:pPr>
+      <w:hyperlink w:anchor="_Toc226212643" w:history="1">
+        <w:r>
+          <w:rPr>
+            <w:rStyle w:val="Hyperlink"/>
+            <w:noProof/>
+          </w:rPr>
+          <w:t>Limitations</w:t>
+        </w:r>
+        <w:r>
+          <w:rPr>
+            <w:noProof/>
+            <w:webHidden/>
+          </w:rPr>
+          <w:tab/>
+        </w:r>
+        <w:r>
+          <w:rPr>
+            <w:noProof/>
+            <w:webHidden/>
+          </w:rPr>
+          <w:fldChar w:fldCharType="begin"/>
+        </w:r>
+        <w:r>
+          <w:rPr>
+            <w:noProof/>
+            <w:webHidden/>
+          </w:rPr>
+          <w:instrText xml:space="preserve"> PAGEREF _Toc226212643 \h </w:instrText>
+        </w:r>
+        <w:r>
+          <w:rPr>
+            <w:noProof/>
+            <w:webHidden/>
+          </w:rPr>
+        </w:r>
+        <w:r>
+          <w:rPr>
+            <w:noProof/>
+            <w:webHidden/>
+          </w:rPr>
+          <w:fldChar w:fldCharType="separate"/>
+        </w:r>
+        <w:r>
+          <w:rPr>
+            <w:noProof/>
+            <w:webHidden/>
+          </w:rPr>
+          <w:t>19</w:t>
+        </w:r>
+        <w:r>
+          <w:rPr>
+            <w:noProof/>
+            <w:webHidden/>
+          </w:rPr>
+          <w:fldChar w:fldCharType="end"/>
+        </w:r>
+      </w:hyperlink>
+    </w:p>
+    <w:p>
+      <w:pPr>
+        <w:pStyle w:val="TOC2"/>
+        <w:tabs>
+          <w:tab w:val="right" w:leader="dot" w:pos="8918"/>
+        </w:tabs>
+        <w:rPr>
+          <w:noProof/>
+        </w:rPr>
+      </w:pPr>
+      <w:hyperlink w:anchor="_Toc226212644" w:history="1">
+        <w:r>
+          <w:rPr>
+            <w:rStyle w:val="Hyperlink"/>
+            <w:noProof/>
+          </w:rPr>
+          <w:t>Future Work</w:t>
+        </w:r>
+        <w:r>
+          <w:rPr>
+            <w:noProof/>
+            <w:webHidden/>
+          </w:rPr>
+          <w:tab/>
+        </w:r>
+        <w:r>
+          <w:rPr>
+            <w:noProof/>
+            <w:webHidden/>
+          </w:rPr>
+          <w:fldChar w:fldCharType="begin"/>
+        </w:r>
+        <w:r>
+          <w:rPr>
+            <w:noProof/>
+            <w:webHidden/>
+          </w:rPr>
+          <w:instrText xml:space="preserve"> PAGEREF _Toc226212644 \h </w:instrText>
+        </w:r>
+        <w:r>
+          <w:rPr>
+            <w:noProof/>
+            <w:webHidden/>
+          </w:rPr>
+        </w:r>
+        <w:r>
+          <w:rPr>
+            <w:noProof/>
+            <w:webHidden/>
+          </w:rPr>
+          <w:fldChar w:fldCharType="separate"/>
+        </w:r>
+        <w:r>
+          <w:rPr>
+            <w:noProof/>
+            <w:webHidden/>
+          </w:rPr>
+          <w:t>20</w:t>
+        </w:r>
+        <w:r>
+          <w:rPr>
+            <w:noProof/>
+            <w:webHidden/>
+          </w:rPr>
+          <w:fldChar w:fldCharType="end"/>
+        </w:r>
+      </w:hyperlink>
     </w:p>
     <w:p>
       <w:pPr>
         <w:shd w:val="clear" w:color="auto" w:fill="EBF3FB"/>
       </w:pPr>
-      <w:fldSimple w:instr=" TOC \o &quot;1-3&quot; \h \z \u ">
-        <w:r>
-          <w:t>(Right-click → Update Field to populate)</w:t>
-        </w:r>
-      </w:fldSimple>
+      <w:r>
+        <w:fldChar w:fldCharType="end"/>
+      </w:r>
     </w:p>
     <w:p>
       <w:r>
@@ -55,17 +2880,20 @@
       <w:pPr>
         <w:pStyle w:val="Heading1"/>
       </w:pPr>
+      <w:bookmarkStart w:id="1" w:name="_Toc226212606"/>
       <w:r>
         <w:rPr>
           <w:color w:val="1F497D"/>
         </w:rPr>
         <w:t>Part 1a: Feature Engineering &amp; Statistical Aggregation</w:t>
       </w:r>
+      <w:bookmarkEnd w:id="1"/>
     </w:p>
     <w:p>
       <w:pPr>
         <w:pStyle w:val="Heading2"/>
       </w:pPr>
+      <w:bookmarkStart w:id="2" w:name="_Toc226212607"/>
       <w:r>
         <w:rPr>
           <w:b w:val="0"/>
@@ -73,6 +2901,7 @@
         </w:rPr>
         <w:t>Dataset Overview</w:t>
       </w:r>
+      <w:bookmarkEnd w:id="2"/>
     </w:p>
     <w:p>
       <w:pPr>
@@ -1072,6 +3901,7 @@
       <w:pPr>
         <w:pStyle w:val="Heading2"/>
       </w:pPr>
+      <w:bookmarkStart w:id="3" w:name="_Toc226212608"/>
       <w:r>
         <w:rPr>
           <w:b w:val="0"/>
@@ -1080,6 +3910,7 @@
         <w:lastRenderedPageBreak/>
         <w:t>User Profile Construction</w:t>
       </w:r>
+      <w:bookmarkEnd w:id="3"/>
     </w:p>
     <w:p>
       <w:pPr>
@@ -1321,6 +4152,7 @@
       <w:pPr>
         <w:pStyle w:val="Heading2"/>
       </w:pPr>
+      <w:bookmarkStart w:id="4" w:name="_Toc226212609"/>
       <w:r>
         <w:rPr>
           <w:b w:val="0"/>
@@ -1328,6 +4160,7 @@
         </w:rPr>
         <w:t>IDF Weighting and Why It Improves Over Raw Counts</w:t>
       </w:r>
+      <w:bookmarkEnd w:id="4"/>
     </w:p>
     <w:p>
       <w:pPr>
@@ -1542,6 +4375,7 @@
       <w:pPr>
         <w:pStyle w:val="Heading2"/>
       </w:pPr>
+      <w:bookmarkStart w:id="5" w:name="_Toc226212610"/>
       <w:r>
         <w:rPr>
           <w:b w:val="0"/>
@@ -1549,6 +4383,7 @@
         </w:rPr>
         <w:t>Feature Vector Design</w:t>
       </w:r>
+      <w:bookmarkEnd w:id="5"/>
     </w:p>
     <w:p>
       <w:pPr>
@@ -1562,6 +4397,7 @@
       <w:pPr>
         <w:pStyle w:val="Heading3"/>
       </w:pPr>
+      <w:bookmarkStart w:id="6" w:name="_Toc226212611"/>
       <w:r>
         <w:rPr>
           <w:b w:val="0"/>
@@ -1586,6 +4422,7 @@
         </w:rPr>
         <w:t>)</w:t>
       </w:r>
+      <w:bookmarkEnd w:id="6"/>
     </w:p>
     <w:tbl>
       <w:tblPr>
@@ -1748,6 +4585,7 @@
       <w:pPr>
         <w:pStyle w:val="Heading3"/>
       </w:pPr>
+      <w:bookmarkStart w:id="7" w:name="_Toc226212612"/>
       <w:r>
         <w:rPr>
           <w:b w:val="0"/>
@@ -1755,6 +4593,7 @@
         </w:rPr>
         <w:t>Genre statistics (10 features)</w:t>
       </w:r>
+      <w:bookmarkEnd w:id="7"/>
     </w:p>
     <w:p>
       <w:pPr>
@@ -2312,6 +5151,7 @@
       <w:pPr>
         <w:pStyle w:val="Heading3"/>
       </w:pPr>
+      <w:bookmarkStart w:id="8" w:name="_Toc226212613"/>
       <w:r>
         <w:rPr>
           <w:b w:val="0"/>
@@ -2336,6 +5176,7 @@
         </w:rPr>
         <w:t>)</w:t>
       </w:r>
+      <w:bookmarkEnd w:id="8"/>
     </w:p>
     <w:tbl>
       <w:tblPr>
@@ -2650,6 +5491,7 @@
       <w:pPr>
         <w:pStyle w:val="Heading3"/>
       </w:pPr>
+      <w:bookmarkStart w:id="9" w:name="_Toc226212614"/>
       <w:r>
         <w:rPr>
           <w:b w:val="0"/>
@@ -2674,6 +5516,7 @@
         </w:rPr>
         <w:t>)</w:t>
       </w:r>
+      <w:bookmarkEnd w:id="9"/>
     </w:p>
     <w:tbl>
       <w:tblPr>
@@ -2893,7 +5736,7 @@
           <w:noProof/>
         </w:rPr>
         <w:drawing>
-          <wp:inline distT="0" distB="0" distL="0" distR="0" wp14:anchorId="25F89CD9" wp14:editId="4DA5F6F7">
+          <wp:inline distT="0" distB="0" distL="0" distR="0" wp14:anchorId="675ACE6A" wp14:editId="21ADADC6">
             <wp:extent cx="5303520" cy="2411937"/>
             <wp:effectExtent l="0" t="0" r="0" b="0"/>
             <wp:docPr id="1" name="Picture 1"/>
@@ -3024,7 +5867,7 @@
           <w:noProof/>
         </w:rPr>
         <w:drawing>
-          <wp:inline distT="0" distB="0" distL="0" distR="0" wp14:anchorId="73003C2B" wp14:editId="6B1120AD">
+          <wp:inline distT="0" distB="0" distL="0" distR="0" wp14:anchorId="1EF042AC" wp14:editId="023A8DBD">
             <wp:extent cx="5303520" cy="3266466"/>
             <wp:effectExtent l="0" t="0" r="0" b="0"/>
             <wp:docPr id="2" name="Picture 2"/>
@@ -3086,6 +5929,7 @@
       <w:pPr>
         <w:pStyle w:val="Heading2"/>
       </w:pPr>
+      <w:bookmarkStart w:id="10" w:name="_Toc226212615"/>
       <w:r>
         <w:rPr>
           <w:b w:val="0"/>
@@ -3093,6 +5937,7 @@
         </w:rPr>
         <w:t>Worked Example: User 249008</w:t>
       </w:r>
+      <w:bookmarkEnd w:id="10"/>
     </w:p>
     <w:p>
       <w:pPr>
@@ -3954,17 +6799,20 @@
       <w:pPr>
         <w:pStyle w:val="Heading1"/>
       </w:pPr>
+      <w:bookmarkStart w:id="11" w:name="_Toc226212616"/>
       <w:r>
         <w:rPr>
           <w:color w:val="1F497D"/>
         </w:rPr>
         <w:t>Part 1b: Decision Logic &amp; Rule Definition</w:t>
       </w:r>
+      <w:bookmarkEnd w:id="11"/>
     </w:p>
     <w:p>
       <w:pPr>
         <w:pStyle w:val="Heading2"/>
       </w:pPr>
+      <w:bookmarkStart w:id="12" w:name="_Toc226212617"/>
       <w:r>
         <w:rPr>
           <w:b w:val="0"/>
@@ -3972,6 +6820,7 @@
         </w:rPr>
         <w:t>Rule 1 — hw4 Baseline Content Scoring (Kaggle AUC: 0.857)</w:t>
       </w:r>
+      <w:bookmarkEnd w:id="12"/>
     </w:p>
     <w:p>
       <w:pPr>
@@ -4189,6 +7038,7 @@
       <w:pPr>
         <w:pStyle w:val="Heading2"/>
       </w:pPr>
+      <w:bookmarkStart w:id="13" w:name="_Toc226212618"/>
       <w:r>
         <w:rPr>
           <w:b w:val="0"/>
@@ -4204,6 +7054,7 @@
         </w:rPr>
         <w:t xml:space="preserve">  ← BEST</w:t>
       </w:r>
+      <w:bookmarkEnd w:id="13"/>
     </w:p>
     <w:p>
       <w:pPr>
@@ -4437,6 +7288,7 @@
       <w:pPr>
         <w:pStyle w:val="Heading2"/>
       </w:pPr>
+      <w:bookmarkStart w:id="14" w:name="_Toc226212619"/>
       <w:r>
         <w:rPr>
           <w:b w:val="0"/>
@@ -4444,6 +7296,7 @@
         </w:rPr>
         <w:t>Rule 3 — Popularity Boosted Hybrid (Kaggle AUC: 0.859)</w:t>
       </w:r>
+      <w:bookmarkEnd w:id="14"/>
     </w:p>
     <w:p>
       <w:pPr>
@@ -4556,6 +7409,7 @@
       <w:pPr>
         <w:pStyle w:val="Heading2"/>
       </w:pPr>
+      <w:bookmarkStart w:id="15" w:name="_Toc226212620"/>
       <w:r>
         <w:rPr>
           <w:b w:val="0"/>
@@ -4563,6 +7417,7 @@
         </w:rPr>
         <w:t>Rule Comparison Table</w:t>
       </w:r>
+      <w:bookmarkEnd w:id="15"/>
     </w:p>
     <w:tbl>
       <w:tblPr>
@@ -4890,7 +7745,7 @@
         </w:rPr>
         <w:lastRenderedPageBreak/>
         <w:drawing>
-          <wp:inline distT="0" distB="0" distL="0" distR="0" wp14:anchorId="0B1F6BC9" wp14:editId="4F76B6E4">
+          <wp:inline distT="0" distB="0" distL="0" distR="0" wp14:anchorId="1B5C498E" wp14:editId="3E7E816A">
             <wp:extent cx="5303520" cy="3284413"/>
             <wp:effectExtent l="0" t="0" r="0" b="0"/>
             <wp:docPr id="3" name="Picture 3"/>
@@ -4959,11 +7814,16 @@
         <w:spacing w:before="40" w:after="40"/>
       </w:pPr>
       <w:r>
+        <w:rPr>
+          <w:i/>
+          <w:color w:val="856404"/>
+          <w:sz w:val="20"/>
+        </w:rPr>
         <w:drawing>
-          <wp:inline distT="0" distB="0" distL="0" distR="0" wp14:anchorId="3634853B" wp14:editId="02FAC603">
-            <wp:extent cx="5669280" cy="3727450"/>
-            <wp:effectExtent l="0" t="0" r="7620" b="6350"/>
-            <wp:docPr id="949700129" name="Picture 1"/>
+          <wp:inline distT="0" distB="0" distL="0" distR="0" wp14:anchorId="50845840" wp14:editId="35A424B6">
+            <wp:extent cx="5067300" cy="3989477"/>
+            <wp:effectExtent l="0" t="0" r="0" b="0"/>
+            <wp:docPr id="1176042552" name="Picture 1"/>
             <wp:cNvGraphicFramePr>
               <a:graphicFrameLocks xmlns:a="http://schemas.openxmlformats.org/drawingml/2006/main" noChangeAspect="1"/>
             </wp:cNvGraphicFramePr>
@@ -4971,7 +7831,7 @@
               <a:graphicData uri="http://schemas.openxmlformats.org/drawingml/2006/picture">
                 <pic:pic xmlns:pic="http://schemas.openxmlformats.org/drawingml/2006/picture">
                   <pic:nvPicPr>
-                    <pic:cNvPr id="949700129" name=""/>
+                    <pic:cNvPr id="1176042552" name=""/>
                     <pic:cNvPicPr/>
                   </pic:nvPicPr>
                   <pic:blipFill>
@@ -4983,7 +7843,7 @@
                   <pic:spPr>
                     <a:xfrm>
                       <a:off x="0" y="0"/>
-                      <a:ext cx="5669280" cy="3727450"/>
+                      <a:ext cx="5073311" cy="3994209"/>
                     </a:xfrm>
                     <a:prstGeom prst="rect">
                       <a:avLst/>
@@ -5000,6 +7860,7 @@
       <w:pPr>
         <w:pStyle w:val="Heading1"/>
       </w:pPr>
+      <w:bookmarkStart w:id="16" w:name="_Toc226212621"/>
       <w:r>
         <w:rPr>
           <w:color w:val="1F497D"/>
@@ -5007,11 +7868,13 @@
         <w:lastRenderedPageBreak/>
         <w:t>Part 2a: Cold Start Strategy — Global Popularity Fallback</w:t>
       </w:r>
+      <w:bookmarkEnd w:id="16"/>
     </w:p>
     <w:p>
       <w:pPr>
         <w:pStyle w:val="Heading2"/>
       </w:pPr>
+      <w:bookmarkStart w:id="17" w:name="_Toc226212622"/>
       <w:r>
         <w:rPr>
           <w:b w:val="0"/>
@@ -5019,6 +7882,7 @@
         </w:rPr>
         <w:t>Problem Statement</w:t>
       </w:r>
+      <w:bookmarkEnd w:id="17"/>
     </w:p>
     <w:p>
       <w:pPr>
@@ -5058,6 +7922,7 @@
       <w:pPr>
         <w:pStyle w:val="Heading2"/>
       </w:pPr>
+      <w:bookmarkStart w:id="18" w:name="_Toc226212623"/>
       <w:r>
         <w:rPr>
           <w:b w:val="0"/>
@@ -5065,6 +7930,7 @@
         </w:rPr>
         <w:t>Global Popularity Metric</w:t>
       </w:r>
+      <w:bookmarkEnd w:id="18"/>
     </w:p>
     <w:p>
       <w:pPr>
@@ -5158,6 +8024,7 @@
       <w:pPr>
         <w:pStyle w:val="Heading2"/>
       </w:pPr>
+      <w:bookmarkStart w:id="19" w:name="_Toc226212624"/>
       <w:r>
         <w:rPr>
           <w:b w:val="0"/>
@@ -5165,6 +8032,7 @@
         </w:rPr>
         <w:t>Feature Imputation Strategy</w:t>
       </w:r>
+      <w:bookmarkEnd w:id="19"/>
     </w:p>
     <w:p>
       <w:pPr>
@@ -5303,6 +8171,7 @@
       <w:pPr>
         <w:pStyle w:val="Heading2"/>
       </w:pPr>
+      <w:bookmarkStart w:id="20" w:name="_Toc226212625"/>
       <w:r>
         <w:rPr>
           <w:b w:val="0"/>
@@ -5311,6 +8180,7 @@
         <w:lastRenderedPageBreak/>
         <w:t>Synthetic Cold Start Validation</w:t>
       </w:r>
+      <w:bookmarkEnd w:id="20"/>
     </w:p>
     <w:p>
       <w:pPr>
@@ -5363,17 +8233,20 @@
       <w:pPr>
         <w:pStyle w:val="Heading1"/>
       </w:pPr>
+      <w:bookmarkStart w:id="21" w:name="_Toc226212626"/>
       <w:r>
         <w:rPr>
           <w:color w:val="1F497D"/>
         </w:rPr>
         <w:t>Part 2b: Cold Start Strategy — Dig Deeper Intra-Album Fallback</w:t>
       </w:r>
+      <w:bookmarkEnd w:id="21"/>
     </w:p>
     <w:p>
       <w:pPr>
         <w:pStyle w:val="Heading2"/>
       </w:pPr>
+      <w:bookmarkStart w:id="22" w:name="_Toc226212627"/>
       <w:r>
         <w:rPr>
           <w:b w:val="0"/>
@@ -5381,6 +8254,7 @@
         </w:rPr>
         <w:t>The Logic</w:t>
       </w:r>
+      <w:bookmarkEnd w:id="22"/>
     </w:p>
     <w:p>
       <w:pPr>
@@ -5533,6 +8407,7 @@
       <w:pPr>
         <w:pStyle w:val="Heading2"/>
       </w:pPr>
+      <w:bookmarkStart w:id="23" w:name="_Toc226212628"/>
       <w:r>
         <w:rPr>
           <w:b w:val="0"/>
@@ -5540,6 +8415,7 @@
         </w:rPr>
         <w:t>Aggregation Method</w:t>
       </w:r>
+      <w:bookmarkEnd w:id="23"/>
     </w:p>
     <w:p>
       <w:pPr>
@@ -5675,6 +8551,7 @@
       <w:pPr>
         <w:pStyle w:val="Heading2"/>
       </w:pPr>
+      <w:bookmarkStart w:id="24" w:name="_Toc226212629"/>
       <w:r>
         <w:rPr>
           <w:b w:val="0"/>
@@ -5682,6 +8559,7 @@
         </w:rPr>
         <w:t>Impact Analysis</w:t>
       </w:r>
+      <w:bookmarkEnd w:id="24"/>
     </w:p>
     <w:tbl>
       <w:tblPr>
@@ -5930,7 +8808,7 @@
         </w:rPr>
         <w:lastRenderedPageBreak/>
         <w:drawing>
-          <wp:inline distT="0" distB="0" distL="0" distR="0" wp14:anchorId="18531D80" wp14:editId="479F74B7">
+          <wp:inline distT="0" distB="0" distL="0" distR="0" wp14:anchorId="16378C2A" wp14:editId="6C08D3C3">
             <wp:extent cx="5303520" cy="4071109"/>
             <wp:effectExtent l="0" t="0" r="0" b="0"/>
             <wp:docPr id="4" name="Picture 4"/>
@@ -5990,75 +8868,92 @@
     </w:p>
     <w:p>
       <w:pPr>
+        <w:pBdr>
+          <w:bottom w:val="single" w:sz="6" w:space="1" w:color="AAAAAA"/>
+        </w:pBdr>
+        <w:spacing w:before="40" w:after="40"/>
+      </w:pPr>
+    </w:p>
+    <w:p>
+      <w:pPr>
         <w:pStyle w:val="Heading1"/>
       </w:pPr>
+      <w:bookmarkStart w:id="25" w:name="_Toc226212630"/>
       <w:r>
         <w:rPr>
           <w:color w:val="1F497D"/>
         </w:rPr>
-        <w:t>Conclusion</w:t>
-      </w:r>
+        <w:t>Part 3: Advanced Ranking Experiments</w:t>
+      </w:r>
+      <w:bookmarkEnd w:id="25"/>
     </w:p>
     <w:p>
       <w:pPr>
         <w:pStyle w:val="Heading2"/>
       </w:pPr>
+      <w:bookmarkStart w:id="26" w:name="_Toc226212631"/>
       <w:r>
         <w:rPr>
           <w:b w:val="0"/>
           <w:color w:val="1F497D"/>
         </w:rPr>
-        <w:t>Best Approach</w:t>
-      </w:r>
+        <w:t>Motivation</w:t>
+      </w:r>
+      <w:bookmarkEnd w:id="26"/>
     </w:p>
     <w:p>
       <w:pPr>
         <w:spacing w:after="120"/>
       </w:pPr>
       <w:r>
-        <w:rPr>
-          <w:b/>
-        </w:rPr>
-        <w:t>Rule 2 (Weighted Hybrid Content + CF, Kaggle AUC 0.863)</w:t>
-      </w:r>
-      <w:r>
-        <w:t xml:space="preserve"> is the best performing rule.  It combines:</w:t>
-      </w:r>
-    </w:p>
-    <w:p>
-      <w:pPr>
-        <w:pStyle w:val="ListBullet"/>
-      </w:pPr>
-      <w:r>
-        <w:t>IDF-weighted content features (hw4 baseline logic) at 70% weight</w:t>
-      </w:r>
-    </w:p>
-    <w:p>
-      <w:pPr>
-        <w:pStyle w:val="ListBullet"/>
-      </w:pPr>
-      <w:r>
-        <w:t>SVD latent-factor CF at 15% weight</w:t>
-      </w:r>
-    </w:p>
-    <w:p>
-      <w:pPr>
-        <w:pStyle w:val="ListBullet"/>
-      </w:pPr>
-      <w:r>
-        <w:t>User-user neighbourhood CF at 15% weight</w:t>
-      </w:r>
+        <w:t>Rule 2's heuristic weights (0.70 content / 0.15 SVD / 0.15 UU-CF) were tuned manually.  The hypothesis was that a learned ranker could discover better weight combinations automatically and capture non-linear feature interactions invisible to a linear combiner.</w:t>
+      </w:r>
+    </w:p>
+    <w:p>
+      <w:pPr>
+        <w:pBdr>
+          <w:bottom w:val="single" w:sz="6" w:space="1" w:color="AAAAAA"/>
+        </w:pBdr>
+        <w:spacing w:before="40" w:after="40"/>
+      </w:pPr>
     </w:p>
     <w:p>
       <w:pPr>
         <w:pStyle w:val="Heading2"/>
       </w:pPr>
+      <w:bookmarkStart w:id="27" w:name="_Toc226212632"/>
       <w:r>
         <w:rPr>
           <w:b w:val="0"/>
           <w:color w:val="1F497D"/>
         </w:rPr>
-        <w:t>Key Insights</w:t>
+        <w:t>LightGBM v1 — Initial Attempt (Kaggle AUC: 0.675)</w:t>
+      </w:r>
+      <w:bookmarkEnd w:id="27"/>
+    </w:p>
+    <w:p>
+      <w:pPr>
+        <w:spacing w:after="120"/>
+      </w:pPr>
+      <w:r>
+        <w:rPr>
+          <w:b/>
+        </w:rPr>
+        <w:t>Approach:</w:t>
+      </w:r>
+      <w:r>
+        <w:t xml:space="preserve"> LGBMRanker (LambdaRank objective) trained directly on the full user interaction histories, with content and IDF features as input.</w:t>
+      </w:r>
+    </w:p>
+    <w:p>
+      <w:pPr>
+        <w:spacing w:after="120"/>
+      </w:pPr>
+      <w:r>
+        <w:rPr>
+          <w:b/>
+        </w:rPr>
+        <w:t>Why it failed — two core problems:</w:t>
       </w:r>
     </w:p>
     <w:p>
@@ -6069,10 +8964,10 @@
         <w:rPr>
           <w:b/>
         </w:rPr>
-        <w:t>IDF weighting is essential:</w:t>
-      </w:r>
-      <w:r>
-        <w:t xml:space="preserve"> Moving from raw counts to IDF-weighted</w:t>
+        <w:t>Training / test distribution mismatch.</w:t>
+      </w:r>
+      <w:r>
+        <w:t xml:space="preserve">  The training set contains random</w:t>
       </w:r>
     </w:p>
     <w:p>
@@ -6080,7 +8975,17 @@
         <w:spacing w:after="120"/>
       </w:pPr>
       <w:r>
-        <w:t>preferences lifted AUC from 0.500 (random baseline) to 0.857 on content alone.  Rare artist/genre matches carry far more signal than common ones.</w:t>
+        <w:lastRenderedPageBreak/>
+        <w:t xml:space="preserve">user interactions (tracks the user chose to listen to vs. random unseen tracks as negatives).  The test set has 6 </w:t>
+      </w:r>
+      <w:r>
+        <w:rPr>
+          <w:i/>
+        </w:rPr>
+        <w:t>curated hard negatives</w:t>
+      </w:r>
+      <w:r>
+        <w:t xml:space="preserve"> per user — tracks from the same artist, album, or genre as the positive — which are far more difficult to distinguish.  A model trained on easy random negatives learns a too-simple boundary.</w:t>
       </w:r>
     </w:p>
     <w:p>
@@ -6091,10 +8996,10 @@
         <w:rPr>
           <w:b/>
         </w:rPr>
-        <w:t>CF signals add +0.006 AUC:</w:t>
-      </w:r>
-      <w:r>
-        <w:t xml:space="preserve"> The hybrid (Rule 2) beats the pure content</w:t>
+        <w:t>No meta-features.</w:t>
+      </w:r>
+      <w:r>
+        <w:t xml:space="preserve">  The model had to re-learn every signal from raw</w:t>
       </w:r>
     </w:p>
     <w:p>
@@ -6102,30 +9007,71 @@
         <w:spacing w:after="120"/>
       </w:pPr>
       <w:r>
-        <w:lastRenderedPageBreak/>
-        <w:t>baseline (Rule 1) by 0.006 AUC, demonstrating that collaborative taste patterns complement content-based preferences.</w:t>
-      </w:r>
-    </w:p>
-    <w:p>
-      <w:pPr>
-        <w:pStyle w:val="ListNumber"/>
+        <w:t>features instead of building on Rule 2's proven 0.863 signal.</w:t>
+      </w:r>
+    </w:p>
+    <w:p>
+      <w:pPr>
+        <w:spacing w:after="120"/>
       </w:pPr>
       <w:r>
         <w:rPr>
           <w:b/>
         </w:rPr>
-        <w:t>Soft rank probabilities are critical:</w:t>
-      </w:r>
-      <w:r>
-        <w:t xml:space="preserve"> Using `[0.99, 0.95, 0.90, 0.10,</w:t>
-      </w:r>
+        <w:t>Lesson:</w:t>
+      </w:r>
+      <w:r>
+        <w:t xml:space="preserve"> Naive application of learning-to-rank fails when the train/test negative distributions differ.</w:t>
+      </w:r>
+    </w:p>
+    <w:p>
+      <w:pPr>
+        <w:pBdr>
+          <w:bottom w:val="single" w:sz="6" w:space="1" w:color="AAAAAA"/>
+        </w:pBdr>
+        <w:spacing w:before="40" w:after="40"/>
+      </w:pPr>
+    </w:p>
+    <w:p>
+      <w:pPr>
+        <w:pStyle w:val="Heading2"/>
+      </w:pPr>
+      <w:bookmarkStart w:id="28" w:name="_Toc226212633"/>
+      <w:r>
+        <w:rPr>
+          <w:b w:val="0"/>
+          <w:color w:val="1F497D"/>
+        </w:rPr>
+        <w:t>LightGBM v2 — Hard Negatives + Meta-features (Kaggle AUC: 0.762)</w:t>
+      </w:r>
+      <w:bookmarkEnd w:id="28"/>
     </w:p>
     <w:p>
       <w:pPr>
         <w:spacing w:after="120"/>
       </w:pPr>
       <w:r>
-        <w:t>0.05, 0.01]</w:t>
+        <w:rPr>
+          <w:b/>
+        </w:rPr>
+        <w:t>Fix 1 — Mirrored test structure in training data.</w:t>
+      </w:r>
+      <w:r>
+        <w:t xml:space="preserve"> For each training user, 3 held-out positive interactions were paired with 3 hard negatives sampled from the same artist/album as the positive (but not heard by the user), producing 6-candidate groups identical to the test structure.</w:t>
+      </w:r>
+    </w:p>
+    <w:p>
+      <w:pPr>
+        <w:spacing w:after="120"/>
+      </w:pPr>
+      <w:r>
+        <w:rPr>
+          <w:b/>
+        </w:rPr>
+        <w:t>Fix 2 — Meta-feature stacking.</w:t>
+      </w:r>
+      <w:r>
+        <w:t xml:space="preserve"> </w:t>
       </w:r>
       <w:r>
         <w:rPr>
@@ -6133,66 +9079,10 @@
           <w:sz w:val="18"/>
           <w:shd w:val="clear" w:color="auto" w:fill="F2F2F2"/>
         </w:rPr>
-        <w:t xml:space="preserve"> by rank position (rather than hard 0/1 labels) provides a continuous signal for ROC AUC computation.  Without this, all 6 candidates per user received </w:t>
-      </w:r>
-      <w:r>
-        <w:t>Predictor=1` → AUC = 0.500.</w:t>
-      </w:r>
-    </w:p>
-    <w:p>
-      <w:pPr>
-        <w:pStyle w:val="ListNumber"/>
-      </w:pPr>
-      <w:r>
-        <w:rPr>
-          <w:b/>
-        </w:rPr>
-        <w:t>Album sparsity (75.9% missing) makes fallback logic critical:</w:t>
-      </w:r>
-      <w:r>
-        <w:t xml:space="preserve"> The</w:t>
-      </w:r>
-    </w:p>
-    <w:p>
-      <w:pPr>
-        <w:spacing w:after="120"/>
-      </w:pPr>
-      <w:r>
-        <w:t>direct album score is unavailable for three-quarters of test pairs, making the Dig Deeper intra-album proxy a meaningful contribution.</w:t>
-      </w:r>
-    </w:p>
-    <w:p>
-      <w:pPr>
-        <w:pStyle w:val="Heading2"/>
-      </w:pPr>
-      <w:r>
-        <w:rPr>
-          <w:b w:val="0"/>
-          <w:color w:val="1F497D"/>
-        </w:rPr>
-        <w:t>Limitations</w:t>
-      </w:r>
-    </w:p>
-    <w:p>
-      <w:pPr>
-        <w:pStyle w:val="ListBullet"/>
-      </w:pPr>
-      <w:r>
-        <w:rPr>
-          <w:b/>
-        </w:rPr>
-        <w:t>High album/artist sparsity</w:t>
-      </w:r>
-      <w:r>
-        <w:t xml:space="preserve"> (75.9% / 63.2% missing) means the content</w:t>
-      </w:r>
-    </w:p>
-    <w:p>
-      <w:pPr>
-        <w:spacing w:after="120"/>
-      </w:pPr>
-      <w:r>
-        <w:t xml:space="preserve">features </w:t>
+        <w:t>rule1_score</w:t>
+      </w:r>
+      <w:r>
+        <w:t xml:space="preserve"> and </w:t>
       </w:r>
       <w:r>
         <w:rPr>
@@ -6200,10 +9090,38 @@
           <w:sz w:val="18"/>
           <w:shd w:val="clear" w:color="auto" w:fill="F2F2F2"/>
         </w:rPr>
-        <w:t>album_score</w:t>
-      </w:r>
-      <w:r>
-        <w:t xml:space="preserve"> and </w:t>
+        <w:t>rule2_score</w:t>
+      </w:r>
+      <w:r>
+        <w:t xml:space="preserve"> were added as explicit input features so LightGBM re-ranks on top of the proven heuristics rather than from scratch.</w:t>
+      </w:r>
+    </w:p>
+    <w:p>
+      <w:pPr>
+        <w:spacing w:after="120"/>
+      </w:pPr>
+      <w:r>
+        <w:rPr>
+          <w:b/>
+        </w:rPr>
+        <w:t>Improvement:</w:t>
+      </w:r>
+      <w:r>
+        <w:t xml:space="preserve"> +0.087 AUC over v1, but still below the heuristic baseline at 0.863.</w:t>
+      </w:r>
+    </w:p>
+    <w:p>
+      <w:pPr>
+        <w:spacing w:after="120"/>
+      </w:pPr>
+      <w:r>
+        <w:rPr>
+          <w:b/>
+        </w:rPr>
+        <w:t>Bottleneck identified:</w:t>
+      </w:r>
+      <w:r>
+        <w:t xml:space="preserve"> </w:t>
       </w:r>
       <w:r>
         <w:rPr>
@@ -6211,10 +9129,46 @@
           <w:sz w:val="18"/>
           <w:shd w:val="clear" w:color="auto" w:fill="F2F2F2"/>
         </w:rPr>
-        <w:t>artist_score</w:t>
-      </w:r>
-      <w:r>
-        <w:t xml:space="preserve"> are unavailable for most pairs. The hw4 features (</w:t>
+        <w:t>max_train_users = 5000</w:t>
+      </w:r>
+      <w:r>
+        <w:t xml:space="preserve"> used only 10% of the 49,204 available training users.  The model was severely underfitted.</w:t>
+      </w:r>
+    </w:p>
+    <w:p>
+      <w:pPr>
+        <w:pBdr>
+          <w:bottom w:val="single" w:sz="6" w:space="1" w:color="AAAAAA"/>
+        </w:pBdr>
+        <w:spacing w:before="40" w:after="40"/>
+      </w:pPr>
+    </w:p>
+    <w:p>
+      <w:pPr>
+        <w:pStyle w:val="Heading2"/>
+      </w:pPr>
+      <w:bookmarkStart w:id="29" w:name="_Toc226212634"/>
+      <w:r>
+        <w:rPr>
+          <w:b w:val="0"/>
+          <w:color w:val="1F497D"/>
+        </w:rPr>
+        <w:t>LightGBM v3 — Binary Classifier (Kaggle AUC: 0.768)</w:t>
+      </w:r>
+      <w:bookmarkEnd w:id="29"/>
+    </w:p>
+    <w:p>
+      <w:pPr>
+        <w:spacing w:after="120"/>
+      </w:pPr>
+      <w:r>
+        <w:rPr>
+          <w:b/>
+        </w:rPr>
+        <w:t>Change:</w:t>
+      </w:r>
+      <w:r>
+        <w:t xml:space="preserve"> Swapped LGBMRanker for LGBMClassifier (</w:t>
       </w:r>
       <w:r>
         <w:rPr>
@@ -6222,10 +9176,10 @@
           <w:sz w:val="18"/>
           <w:shd w:val="clear" w:color="auto" w:fill="F2F2F2"/>
         </w:rPr>
-        <w:t>hw4_album_score</w:t>
-      </w:r>
-      <w:r>
-        <w:t xml:space="preserve">, </w:t>
+        <w:t>objective='binary'</w:t>
+      </w:r>
+      <w:r>
+        <w:t xml:space="preserve">), ranking at inference by </w:t>
       </w:r>
       <w:r>
         <w:rPr>
@@ -6233,132 +9187,10 @@
           <w:sz w:val="18"/>
           <w:shd w:val="clear" w:color="auto" w:fill="F2F2F2"/>
         </w:rPr>
-        <w:t>hw4_artist_score</w:t>
-      </w:r>
-      <w:r>
-        <w:t>) mitigate this by always defaulting to 0.0 rather than NaN.</w:t>
-      </w:r>
-    </w:p>
-    <w:p>
-      <w:pPr>
-        <w:pStyle w:val="ListBullet"/>
-      </w:pPr>
-      <w:r>
-        <w:rPr>
-          <w:b/>
-        </w:rPr>
-        <w:t>CF is computationally expensive:</w:t>
-      </w:r>
-      <w:r>
-        <w:t xml:space="preserve"> The full UU + SVD pipeline takes ~4–5</w:t>
-      </w:r>
-    </w:p>
-    <w:p>
-      <w:pPr>
-        <w:spacing w:after="120"/>
-      </w:pPr>
-      <w:r>
-        <w:t>minutes for 120,000 pairs.  The 80/20 AUC evaluation skips CF for speed, so estimated AUCs (0.71–0.74) are pessimistic relative to actual Kaggle scores.</w:t>
-      </w:r>
-    </w:p>
-    <w:p>
-      <w:pPr>
-        <w:pStyle w:val="ListBullet"/>
-      </w:pPr>
-      <w:r>
-        <w:rPr>
-          <w:b/>
-        </w:rPr>
-        <w:t>No cold users</w:t>
-      </w:r>
-      <w:r>
-        <w:t xml:space="preserve"> in the real dataset limits validation of the cold-start</w:t>
-      </w:r>
-    </w:p>
-    <w:p>
-      <w:pPr>
-        <w:spacing w:after="120"/>
-      </w:pPr>
-      <w:r>
-        <w:t>pathway to synthetic testing.</w:t>
-      </w:r>
-    </w:p>
-    <w:p>
-      <w:pPr>
-        <w:pStyle w:val="Heading2"/>
-      </w:pPr>
-      <w:r>
-        <w:rPr>
-          <w:b w:val="0"/>
-          <w:color w:val="1F497D"/>
-        </w:rPr>
-        <w:t>Future Work</w:t>
-      </w:r>
-    </w:p>
-    <w:p>
-      <w:pPr>
-        <w:pStyle w:val="ListBullet"/>
-      </w:pPr>
-      <w:r>
-        <w:rPr>
-          <w:b/>
-        </w:rPr>
-        <w:t>Learning-to-rank (LTR):</w:t>
-      </w:r>
-      <w:r>
-        <w:t xml:space="preserve"> Replace the hand-tuned linear weights with a</w:t>
-      </w:r>
-    </w:p>
-    <w:p>
-      <w:pPr>
-        <w:spacing w:after="120"/>
-      </w:pPr>
-      <w:r>
-        <w:t>gradient-boosted ranker (e.g., LightGBM with LambdaRank) trained to directly optimise AUC on the features computed here.</w:t>
-      </w:r>
-    </w:p>
-    <w:p>
-      <w:pPr>
-        <w:pStyle w:val="ListBullet"/>
-      </w:pPr>
-      <w:r>
-        <w:rPr>
-          <w:b/>
-        </w:rPr>
-        <w:t>Neural CF:</w:t>
-      </w:r>
-      <w:r>
-        <w:t xml:space="preserve"> Replace TruncatedSVD with a two-tower neural model or</w:t>
-      </w:r>
-    </w:p>
-    <w:p>
-      <w:pPr>
-        <w:spacing w:after="120"/>
-      </w:pPr>
-      <w:r>
-        <w:t>Variational AutoEncoder for Collaborative Filtering (VAECF) for richer latent representations.</w:t>
-      </w:r>
-    </w:p>
-    <w:p>
-      <w:pPr>
-        <w:pStyle w:val="ListBullet"/>
-      </w:pPr>
-      <w:r>
-        <w:rPr>
-          <w:b/>
-        </w:rPr>
-        <w:t>Feature interaction modeling:</w:t>
-      </w:r>
-      <w:r>
-        <w:t xml:space="preserve"> The current model is purely additive.</w:t>
-      </w:r>
-    </w:p>
-    <w:p>
-      <w:pPr>
-        <w:spacing w:after="120"/>
-      </w:pPr>
-      <w:r>
-        <w:t xml:space="preserve">Cross-features (e.g., </w:t>
+        <w:t>predict_proba[:, 1]</w:t>
+      </w:r>
+      <w:r>
+        <w:t xml:space="preserve">.  </w:t>
       </w:r>
       <w:r>
         <w:rPr>
@@ -6366,10 +9198,1947 @@
           <w:sz w:val="18"/>
           <w:shd w:val="clear" w:color="auto" w:fill="F2F2F2"/>
         </w:rPr>
+        <w:t>scale_pos_weight</w:t>
+      </w:r>
+      <w:r>
+        <w:t xml:space="preserve"> was set to the negative/positive ratio to address class imbalance.</w:t>
+      </w:r>
+    </w:p>
+    <w:p>
+      <w:pPr>
+        <w:spacing w:after="120"/>
+      </w:pPr>
+      <w:r>
+        <w:rPr>
+          <w:b/>
+        </w:rPr>
+        <w:t>Result:</w:t>
+      </w:r>
+      <w:r>
+        <w:t xml:space="preserve"> Marginal improvement (+0.006 over v2).</w:t>
+      </w:r>
+    </w:p>
+    <w:p>
+      <w:pPr>
+        <w:spacing w:after="120"/>
+      </w:pPr>
+      <w:r>
+        <w:t>Both v2 and v3 remained below Rule 2 — confirming the bottleneck was sample size, not model objective.</w:t>
+      </w:r>
+    </w:p>
+    <w:p>
+      <w:pPr>
+        <w:pBdr>
+          <w:bottom w:val="single" w:sz="6" w:space="1" w:color="AAAAAA"/>
+        </w:pBdr>
+        <w:spacing w:before="40" w:after="40"/>
+      </w:pPr>
+    </w:p>
+    <w:p>
+      <w:pPr>
+        <w:pStyle w:val="Heading2"/>
+      </w:pPr>
+      <w:bookmarkStart w:id="30" w:name="_Toc226212635"/>
+      <w:r>
+        <w:rPr>
+          <w:b w:val="0"/>
+          <w:color w:val="1F497D"/>
+        </w:rPr>
+        <w:t>LightGBM v4 — Scale Up LambdaRank (Kaggle AUC: 0.769)</w:t>
+      </w:r>
+      <w:bookmarkEnd w:id="30"/>
+    </w:p>
+    <w:p>
+      <w:pPr>
+        <w:spacing w:after="120"/>
+      </w:pPr>
+      <w:r>
+        <w:rPr>
+          <w:b/>
+        </w:rPr>
+        <w:t>Changes:</w:t>
+      </w:r>
+    </w:p>
+    <w:p>
+      <w:pPr>
+        <w:pStyle w:val="ListBullet"/>
+      </w:pPr>
+      <w:r>
+        <w:rPr>
+          <w:rFonts w:ascii="Courier New" w:hAnsi="Courier New"/>
+          <w:sz w:val="18"/>
+          <w:shd w:val="clear" w:color="auto" w:fill="F2F2F2"/>
+        </w:rPr>
+        <w:t>max_train_users</w:t>
+      </w:r>
+      <w:r>
+        <w:t xml:space="preserve"> raised from 5,000 to </w:t>
+      </w:r>
+      <w:r>
+        <w:rPr>
+          <w:b/>
+        </w:rPr>
+        <w:t>40,000</w:t>
+      </w:r>
+      <w:r>
+        <w:t xml:space="preserve"> (8× more users)</w:t>
+      </w:r>
+    </w:p>
+    <w:p>
+      <w:pPr>
+        <w:pStyle w:val="ListBullet"/>
+      </w:pPr>
+      <w:r>
+        <w:rPr>
+          <w:rFonts w:ascii="Courier New" w:hAnsi="Courier New"/>
+          <w:sz w:val="18"/>
+          <w:shd w:val="clear" w:color="auto" w:fill="F2F2F2"/>
+        </w:rPr>
+        <w:t>n_estimators</w:t>
+      </w:r>
+      <w:r>
+        <w:t xml:space="preserve"> increased to 1,000, </w:t>
+      </w:r>
+      <w:r>
+        <w:rPr>
+          <w:rFonts w:ascii="Courier New" w:hAnsi="Courier New"/>
+          <w:sz w:val="18"/>
+          <w:shd w:val="clear" w:color="auto" w:fill="F2F2F2"/>
+        </w:rPr>
+        <w:t>learning_rate</w:t>
+      </w:r>
+      <w:r>
+        <w:t xml:space="preserve"> reduced to 0.02</w:t>
+      </w:r>
+    </w:p>
+    <w:p>
+      <w:pPr>
+        <w:pStyle w:val="ListBullet"/>
+      </w:pPr>
+      <w:r>
+        <w:rPr>
+          <w:rFonts w:ascii="Courier New" w:hAnsi="Courier New"/>
+          <w:sz w:val="18"/>
+          <w:shd w:val="clear" w:color="auto" w:fill="F2F2F2"/>
+        </w:rPr>
+        <w:t>num_leaves</w:t>
+      </w:r>
+      <w:r>
+        <w:t xml:space="preserve"> raised to 127</w:t>
+      </w:r>
+    </w:p>
+    <w:p>
+      <w:pPr>
+        <w:pStyle w:val="ListBullet"/>
+      </w:pPr>
+      <w:r>
+        <w:t>Six new features added (29 total):</w:t>
+      </w:r>
+    </w:p>
+    <w:tbl>
+      <w:tblPr>
+        <w:tblStyle w:val="TableGrid"/>
+        <w:tblW w:w="0" w:type="auto"/>
+        <w:tblLook w:val="04A0" w:firstRow="1" w:lastRow="0" w:firstColumn="1" w:lastColumn="0" w:noHBand="0" w:noVBand="1"/>
+      </w:tblPr>
+      <w:tblGrid>
+        <w:gridCol w:w="4464"/>
+        <w:gridCol w:w="4464"/>
+      </w:tblGrid>
+      <w:tr>
+        <w:tc>
+          <w:tcPr>
+            <w:tcW w:w="4464" w:type="dxa"/>
+            <w:shd w:val="clear" w:color="auto" w:fill="1F497D"/>
+          </w:tcPr>
+          <w:p>
+            <w:r>
+              <w:rPr>
+                <w:b/>
+                <w:color w:val="FFFFFF"/>
+                <w:sz w:val="20"/>
+              </w:rPr>
+              <w:t>New Feature</w:t>
+            </w:r>
+          </w:p>
+        </w:tc>
+        <w:tc>
+          <w:tcPr>
+            <w:tcW w:w="4464" w:type="dxa"/>
+            <w:shd w:val="clear" w:color="auto" w:fill="1F497D"/>
+          </w:tcPr>
+          <w:p>
+            <w:r>
+              <w:rPr>
+                <w:b/>
+                <w:color w:val="FFFFFF"/>
+                <w:sz w:val="20"/>
+              </w:rPr>
+              <w:t>Description</w:t>
+            </w:r>
+          </w:p>
+        </w:tc>
+      </w:tr>
+      <w:tr>
+        <w:tc>
+          <w:tcPr>
+            <w:tcW w:w="4464" w:type="dxa"/>
+            <w:shd w:val="clear" w:color="auto" w:fill="FFFFFF"/>
+          </w:tcPr>
+          <w:p>
+            <w:r>
+              <w:rPr>
+                <w:rFonts w:ascii="Courier New" w:hAnsi="Courier New"/>
+                <w:sz w:val="20"/>
+                <w:shd w:val="clear" w:color="auto" w:fill="F2F2F2"/>
+              </w:rPr>
+              <w:lastRenderedPageBreak/>
+              <w:t>rule3_score</w:t>
+            </w:r>
+          </w:p>
+        </w:tc>
+        <w:tc>
+          <w:tcPr>
+            <w:tcW w:w="4464" w:type="dxa"/>
+            <w:shd w:val="clear" w:color="auto" w:fill="FFFFFF"/>
+          </w:tcPr>
+          <w:p>
+            <w:r>
+              <w:rPr>
+                <w:sz w:val="20"/>
+              </w:rPr>
+              <w:t>Rule 3 score as meta-feature (stacks all three heuristics)</w:t>
+            </w:r>
+          </w:p>
+        </w:tc>
+      </w:tr>
+      <w:tr>
+        <w:tc>
+          <w:tcPr>
+            <w:tcW w:w="4464" w:type="dxa"/>
+            <w:shd w:val="clear" w:color="auto" w:fill="EBF3FB"/>
+          </w:tcPr>
+          <w:p>
+            <w:r>
+              <w:rPr>
+                <w:rFonts w:ascii="Courier New" w:hAnsi="Courier New"/>
+                <w:sz w:val="20"/>
+                <w:shd w:val="clear" w:color="auto" w:fill="F2F2F2"/>
+              </w:rPr>
+              <w:t>score_rank</w:t>
+            </w:r>
+          </w:p>
+        </w:tc>
+        <w:tc>
+          <w:tcPr>
+            <w:tcW w:w="4464" w:type="dxa"/>
+            <w:shd w:val="clear" w:color="auto" w:fill="EBF3FB"/>
+          </w:tcPr>
+          <w:p>
+            <w:r>
+              <w:rPr>
+                <w:sz w:val="20"/>
+              </w:rPr>
+              <w:t xml:space="preserve">Rank of </w:t>
+            </w:r>
+            <w:r>
+              <w:rPr>
+                <w:rFonts w:ascii="Courier New" w:hAnsi="Courier New"/>
+                <w:sz w:val="20"/>
+                <w:shd w:val="clear" w:color="auto" w:fill="F2F2F2"/>
+              </w:rPr>
+              <w:t>rule2_score</w:t>
+            </w:r>
+            <w:r>
+              <w:rPr>
+                <w:sz w:val="20"/>
+              </w:rPr>
+              <w:t xml:space="preserve"> within the user's 6 candidates (1 = best)</w:t>
+            </w:r>
+          </w:p>
+        </w:tc>
+      </w:tr>
+      <w:tr>
+        <w:tc>
+          <w:tcPr>
+            <w:tcW w:w="4464" w:type="dxa"/>
+            <w:shd w:val="clear" w:color="auto" w:fill="FFFFFF"/>
+          </w:tcPr>
+          <w:p>
+            <w:r>
+              <w:rPr>
+                <w:rFonts w:ascii="Courier New" w:hAnsi="Courier New"/>
+                <w:sz w:val="20"/>
+                <w:shd w:val="clear" w:color="auto" w:fill="F2F2F2"/>
+              </w:rPr>
+              <w:t>album_artist_combined</w:t>
+            </w:r>
+          </w:p>
+        </w:tc>
+        <w:tc>
+          <w:tcPr>
+            <w:tcW w:w="4464" w:type="dxa"/>
+            <w:shd w:val="clear" w:color="auto" w:fill="FFFFFF"/>
+          </w:tcPr>
+          <w:p>
+            <w:r>
+              <w:rPr>
+                <w:rFonts w:ascii="Courier New" w:hAnsi="Courier New"/>
+                <w:sz w:val="20"/>
+                <w:shd w:val="clear" w:color="auto" w:fill="F2F2F2"/>
+              </w:rPr>
+              <w:t>album_score × 0.5 + artist_score × 0.5</w:t>
+            </w:r>
+          </w:p>
+        </w:tc>
+      </w:tr>
+      <w:tr>
+        <w:tc>
+          <w:tcPr>
+            <w:tcW w:w="4464" w:type="dxa"/>
+            <w:shd w:val="clear" w:color="auto" w:fill="EBF3FB"/>
+          </w:tcPr>
+          <w:p>
+            <w:r>
+              <w:rPr>
+                <w:rFonts w:ascii="Courier New" w:hAnsi="Courier New"/>
+                <w:sz w:val="20"/>
+                <w:shd w:val="clear" w:color="auto" w:fill="F2F2F2"/>
+              </w:rPr>
+              <w:t>genre_coverage_ratio</w:t>
+            </w:r>
+          </w:p>
+        </w:tc>
+        <w:tc>
+          <w:tcPr>
+            <w:tcW w:w="4464" w:type="dxa"/>
+            <w:shd w:val="clear" w:color="auto" w:fill="EBF3FB"/>
+          </w:tcPr>
+          <w:p>
+            <w:r>
+              <w:rPr>
+                <w:rFonts w:ascii="Courier New" w:hAnsi="Courier New"/>
+                <w:sz w:val="20"/>
+                <w:shd w:val="clear" w:color="auto" w:fill="F2F2F2"/>
+              </w:rPr>
+              <w:t>genre_nonzero_count / genre_count</w:t>
+            </w:r>
+          </w:p>
+        </w:tc>
+      </w:tr>
+      <w:tr>
+        <w:tc>
+          <w:tcPr>
+            <w:tcW w:w="4464" w:type="dxa"/>
+            <w:shd w:val="clear" w:color="auto" w:fill="FFFFFF"/>
+          </w:tcPr>
+          <w:p>
+            <w:r>
+              <w:rPr>
+                <w:rFonts w:ascii="Courier New" w:hAnsi="Courier New"/>
+                <w:sz w:val="20"/>
+                <w:shd w:val="clear" w:color="auto" w:fill="F2F2F2"/>
+              </w:rPr>
+              <w:t>user_activity_score</w:t>
+            </w:r>
+          </w:p>
+        </w:tc>
+        <w:tc>
+          <w:tcPr>
+            <w:tcW w:w="4464" w:type="dxa"/>
+            <w:shd w:val="clear" w:color="auto" w:fill="FFFFFF"/>
+          </w:tcPr>
+          <w:p>
+            <w:r>
+              <w:rPr>
+                <w:rFonts w:ascii="Courier New" w:hAnsi="Courier New"/>
+                <w:sz w:val="20"/>
+                <w:shd w:val="clear" w:color="auto" w:fill="F2F2F2"/>
+              </w:rPr>
+              <w:t>log(total training interactions + 1)</w:t>
+            </w:r>
+            <w:r>
+              <w:rPr>
+                <w:sz w:val="20"/>
+              </w:rPr>
+              <w:t xml:space="preserve"> per user</w:t>
+            </w:r>
+          </w:p>
+        </w:tc>
+      </w:tr>
+      <w:tr>
+        <w:tc>
+          <w:tcPr>
+            <w:tcW w:w="4464" w:type="dxa"/>
+            <w:shd w:val="clear" w:color="auto" w:fill="EBF3FB"/>
+          </w:tcPr>
+          <w:p>
+            <w:r>
+              <w:rPr>
+                <w:rFonts w:ascii="Courier New" w:hAnsi="Courier New"/>
+                <w:sz w:val="20"/>
+                <w:shd w:val="clear" w:color="auto" w:fill="F2F2F2"/>
+              </w:rPr>
+              <w:t>track_global_rank</w:t>
+            </w:r>
+          </w:p>
+        </w:tc>
+        <w:tc>
+          <w:tcPr>
+            <w:tcW w:w="4464" w:type="dxa"/>
+            <w:shd w:val="clear" w:color="auto" w:fill="EBF3FB"/>
+          </w:tcPr>
+          <w:p>
+            <w:r>
+              <w:rPr>
+                <w:sz w:val="20"/>
+              </w:rPr>
+              <w:t>Global 1-based rank of all 224k tracks by popularity</w:t>
+            </w:r>
+          </w:p>
+        </w:tc>
+      </w:tr>
+    </w:tbl>
+    <w:p/>
+    <w:p>
+      <w:pPr>
+        <w:spacing w:after="120"/>
+      </w:pPr>
+      <w:r>
+        <w:t>All features were min-max normalised to [0, 1] (fit on training data, applied identically to test to prevent data leakage).</w:t>
+      </w:r>
+    </w:p>
+    <w:p>
+      <w:pPr>
+        <w:spacing w:after="120"/>
+      </w:pPr>
+      <w:r>
+        <w:rPr>
+          <w:b/>
+        </w:rPr>
+        <w:t>Result:</w:t>
+      </w:r>
+      <w:r>
+        <w:t xml:space="preserve"> 0.769 — minimal gain (+0.001) over v3.  LambdaRank proved sensitive to the hard-negative construction quality at this scale.</w:t>
+      </w:r>
+    </w:p>
+    <w:p>
+      <w:pPr>
+        <w:pBdr>
+          <w:bottom w:val="single" w:sz="6" w:space="1" w:color="AAAAAA"/>
+        </w:pBdr>
+        <w:spacing w:before="40" w:after="40"/>
+      </w:pPr>
+    </w:p>
+    <w:p>
+      <w:pPr>
+        <w:pStyle w:val="Heading2"/>
+      </w:pPr>
+      <w:bookmarkStart w:id="31" w:name="_Toc226212636"/>
+      <w:r>
+        <w:rPr>
+          <w:b w:val="0"/>
+          <w:color w:val="1F497D"/>
+        </w:rPr>
+        <w:t>LightGBM v5 — Scale Up Binary Classifier (Kaggle AUC: 0.801)</w:t>
+      </w:r>
+      <w:bookmarkEnd w:id="31"/>
+    </w:p>
+    <w:p>
+      <w:pPr>
+        <w:spacing w:after="120"/>
+      </w:pPr>
+      <w:r>
+        <w:rPr>
+          <w:b/>
+        </w:rPr>
+        <w:t>Change from v4:</w:t>
+      </w:r>
+      <w:r>
+        <w:t xml:space="preserve"> Same 40,000-user training data and 29 features, but LGBMClassifier (binary) instead of LGBMRanker.</w:t>
+      </w:r>
+    </w:p>
+    <w:p>
+      <w:pPr>
+        <w:spacing w:after="120"/>
+      </w:pPr>
+      <w:r>
+        <w:rPr>
+          <w:b/>
+        </w:rPr>
+        <w:t>Result:</w:t>
+      </w:r>
+      <w:r>
+        <w:t xml:space="preserve"> Significant jump to 0.801 (+0.033 over v4).  Binary cross-entropy optimisation is more stable than pairwise LambdaRank for this problem structure. </w:t>
+      </w:r>
+      <w:r>
+        <w:rPr>
+          <w:rFonts w:ascii="Courier New" w:hAnsi="Courier New"/>
+          <w:sz w:val="18"/>
+          <w:shd w:val="clear" w:color="auto" w:fill="F2F2F2"/>
+        </w:rPr>
+        <w:t>track_global_rank</w:t>
+      </w:r>
+      <w:r>
+        <w:t xml:space="preserve"> was the single most important feature (importance 9,800), validating the hypothesis that global popularity ordering is highly discriminative for the curated hard-negative test set.</w:t>
+      </w:r>
+    </w:p>
+    <w:p>
+      <w:pPr>
+        <w:spacing w:after="120"/>
+      </w:pPr>
+      <w:r>
+        <w:t>Still below Rule 2 (0.863) — standalone LightGBM cannot replicate the IDF and CF signals entirely from scratch.</w:t>
+      </w:r>
+    </w:p>
+    <w:p>
+      <w:pPr>
+        <w:pBdr>
+          <w:bottom w:val="single" w:sz="6" w:space="1" w:color="AAAAAA"/>
+        </w:pBdr>
+        <w:spacing w:before="40" w:after="40"/>
+      </w:pPr>
+    </w:p>
+    <w:p>
+      <w:pPr>
+        <w:pStyle w:val="Heading2"/>
+      </w:pPr>
+      <w:bookmarkStart w:id="32" w:name="_Toc226212637"/>
+      <w:r>
+        <w:rPr>
+          <w:b w:val="0"/>
+          <w:color w:val="1F497D"/>
+        </w:rPr>
+        <w:t>Ensemble — Rule 2 × 0.4 + LGBM v4 × 0.6 (Kaggle AUC: 0.875)</w:t>
+      </w:r>
+      <w:r>
+        <w:rPr>
+          <w:b w:val="0"/>
+          <w:color w:val="1F497D"/>
+          <w:sz w:val="20"/>
+        </w:rPr>
+        <w:t xml:space="preserve">  ← BEST</w:t>
+      </w:r>
+      <w:bookmarkEnd w:id="32"/>
+    </w:p>
+    <w:p>
+      <w:pPr>
+        <w:spacing w:after="120"/>
+      </w:pPr>
+      <w:r>
+        <w:rPr>
+          <w:b/>
+        </w:rPr>
+        <w:t>Formula:</w:t>
+      </w:r>
+    </w:p>
+    <w:p>
+      <w:pPr>
+        <w:shd w:val="clear" w:color="auto" w:fill="F2F2F2"/>
+        <w:spacing w:after="0"/>
+        <w:ind w:left="432"/>
+      </w:pPr>
+      <w:r>
+        <w:rPr>
+          <w:rFonts w:ascii="Courier New" w:hAnsi="Courier New"/>
+          <w:sz w:val="18"/>
+        </w:rPr>
+        <w:t>lgbm_norm = (lgbm_v4_score - min) / (max - min)   # per-warm-user normalisation</w:t>
+      </w:r>
+    </w:p>
+    <w:p>
+      <w:pPr>
+        <w:shd w:val="clear" w:color="auto" w:fill="F2F2F2"/>
+        <w:spacing w:after="0"/>
+        <w:ind w:left="432"/>
+      </w:pPr>
+      <w:r>
+        <w:rPr>
+          <w:rFonts w:ascii="Courier New" w:hAnsi="Courier New"/>
+          <w:sz w:val="18"/>
+        </w:rPr>
+        <w:t>final_score = 0.4 × rule2_score + 0.6 × lgbm_norm</w:t>
+      </w:r>
+    </w:p>
+    <w:p>
+      <w:pPr>
+        <w:spacing w:after="40"/>
+      </w:pPr>
+    </w:p>
+    <w:p>
+      <w:pPr>
+        <w:spacing w:after="120"/>
+      </w:pPr>
+      <w:r>
+        <w:rPr>
+          <w:b/>
+        </w:rPr>
+        <w:t>Why it works:</w:t>
+      </w:r>
+      <w:r>
+        <w:t xml:space="preserve"> Rule 2 and LightGBM make different types of errors.</w:t>
+      </w:r>
+    </w:p>
+    <w:p>
+      <w:pPr>
+        <w:pStyle w:val="ListBullet"/>
+      </w:pPr>
+      <w:r>
+        <w:t>Rule 2 is strong on users with rich album/artist history (high-IDF matches).</w:t>
+      </w:r>
+    </w:p>
+    <w:p>
+      <w:pPr>
+        <w:pStyle w:val="ListBullet"/>
+      </w:pPr>
+      <w:r>
+        <w:t>LightGBM is stronger at capturing non-linear genre and activity interactions.</w:t>
+      </w:r>
+    </w:p>
+    <w:p>
+      <w:pPr>
+        <w:pStyle w:val="ListBullet"/>
+      </w:pPr>
+      <w:r>
+        <w:t>Blending complementary error patterns yields better overall coverage.</w:t>
+      </w:r>
+    </w:p>
+    <w:p>
+      <w:pPr>
+        <w:spacing w:after="120"/>
+      </w:pPr>
+      <w:r>
+        <w:rPr>
+          <w:b/>
+        </w:rPr>
+        <w:t>Result:</w:t>
+      </w:r>
+      <w:r>
+        <w:t xml:space="preserve"> 0.875 — +0.012 over Rule 2 alone, +0.074 over the best standalone LightGBM (v5).  This is the best submission overall.</w:t>
+      </w:r>
+    </w:p>
+    <w:p>
+      <w:pPr>
+        <w:spacing w:after="120"/>
+      </w:pPr>
+      <w:r>
+        <w:rPr>
+          <w:b/>
+        </w:rPr>
+        <w:lastRenderedPageBreak/>
+        <w:t>Key insight:</w:t>
+      </w:r>
+      <w:r>
+        <w:t xml:space="preserve"> Heuristic rules and learned ranking are </w:t>
+      </w:r>
+      <w:r>
+        <w:rPr>
+          <w:i/>
+        </w:rPr>
+        <w:t>complementary</w:t>
+      </w:r>
+      <w:r>
+        <w:t>, not competing, approaches.  The ensemble anchored 40% on the proven heuristic provides a stable floor while the learned model contributes upside on pairs where the heuristic is uncertain.</w:t>
+      </w:r>
+    </w:p>
+    <w:p>
+      <w:pPr>
+        <w:pBdr>
+          <w:bottom w:val="single" w:sz="6" w:space="1" w:color="AAAAAA"/>
+        </w:pBdr>
+        <w:spacing w:before="40" w:after="40"/>
+      </w:pPr>
+    </w:p>
+    <w:p>
+      <w:pPr>
+        <w:pStyle w:val="Heading2"/>
+      </w:pPr>
+      <w:bookmarkStart w:id="33" w:name="_Toc226212638"/>
+      <w:r>
+        <w:rPr>
+          <w:b w:val="0"/>
+          <w:color w:val="1F497D"/>
+        </w:rPr>
+        <w:t>Complete Results Summary</w:t>
+      </w:r>
+      <w:bookmarkEnd w:id="33"/>
+    </w:p>
+    <w:tbl>
+      <w:tblPr>
+        <w:tblStyle w:val="TableGrid"/>
+        <w:tblW w:w="0" w:type="auto"/>
+        <w:tblLook w:val="04A0" w:firstRow="1" w:lastRow="0" w:firstColumn="1" w:lastColumn="0" w:noHBand="0" w:noVBand="1"/>
+      </w:tblPr>
+      <w:tblGrid>
+        <w:gridCol w:w="2366"/>
+        <w:gridCol w:w="2232"/>
+        <w:gridCol w:w="2232"/>
+        <w:gridCol w:w="2232"/>
+      </w:tblGrid>
+      <w:tr>
+        <w:tc>
+          <w:tcPr>
+            <w:tcW w:w="2232" w:type="dxa"/>
+            <w:shd w:val="clear" w:color="auto" w:fill="1F497D"/>
+          </w:tcPr>
+          <w:p>
+            <w:r>
+              <w:rPr>
+                <w:b/>
+                <w:color w:val="FFFFFF"/>
+                <w:sz w:val="20"/>
+              </w:rPr>
+              <w:t>Submission</w:t>
+            </w:r>
+          </w:p>
+        </w:tc>
+        <w:tc>
+          <w:tcPr>
+            <w:tcW w:w="2232" w:type="dxa"/>
+            <w:shd w:val="clear" w:color="auto" w:fill="1F497D"/>
+          </w:tcPr>
+          <w:p>
+            <w:r>
+              <w:rPr>
+                <w:b/>
+                <w:color w:val="FFFFFF"/>
+                <w:sz w:val="20"/>
+              </w:rPr>
+              <w:t>Method</w:t>
+            </w:r>
+          </w:p>
+        </w:tc>
+        <w:tc>
+          <w:tcPr>
+            <w:tcW w:w="2232" w:type="dxa"/>
+            <w:shd w:val="clear" w:color="auto" w:fill="1F497D"/>
+          </w:tcPr>
+          <w:p>
+            <w:r>
+              <w:rPr>
+                <w:b/>
+                <w:color w:val="FFFFFF"/>
+                <w:sz w:val="20"/>
+              </w:rPr>
+              <w:t>Kaggle AUC</w:t>
+            </w:r>
+          </w:p>
+        </w:tc>
+        <w:tc>
+          <w:tcPr>
+            <w:tcW w:w="2232" w:type="dxa"/>
+            <w:shd w:val="clear" w:color="auto" w:fill="1F497D"/>
+          </w:tcPr>
+          <w:p>
+            <w:r>
+              <w:rPr>
+                <w:b/>
+                <w:color w:val="FFFFFF"/>
+                <w:sz w:val="20"/>
+              </w:rPr>
+              <w:t>vs hw4 Baseline</w:t>
+            </w:r>
+          </w:p>
+        </w:tc>
+      </w:tr>
+      <w:tr>
+        <w:tc>
+          <w:tcPr>
+            <w:tcW w:w="2232" w:type="dxa"/>
+            <w:shd w:val="clear" w:color="auto" w:fill="FFFFFF"/>
+          </w:tcPr>
+          <w:p>
+            <w:r>
+              <w:rPr>
+                <w:sz w:val="20"/>
+              </w:rPr>
+              <w:t>hw4.py baseline</w:t>
+            </w:r>
+          </w:p>
+        </w:tc>
+        <w:tc>
+          <w:tcPr>
+            <w:tcW w:w="2232" w:type="dxa"/>
+            <w:shd w:val="clear" w:color="auto" w:fill="FFFFFF"/>
+          </w:tcPr>
+          <w:p>
+            <w:r>
+              <w:rPr>
+                <w:sz w:val="20"/>
+              </w:rPr>
+              <w:t>Content heuristic (IDF, no CF)</w:t>
+            </w:r>
+          </w:p>
+        </w:tc>
+        <w:tc>
+          <w:tcPr>
+            <w:tcW w:w="2232" w:type="dxa"/>
+            <w:shd w:val="clear" w:color="auto" w:fill="FFFFFF"/>
+          </w:tcPr>
+          <w:p>
+            <w:r>
+              <w:rPr>
+                <w:sz w:val="20"/>
+              </w:rPr>
+              <w:t>0.851</w:t>
+            </w:r>
+          </w:p>
+        </w:tc>
+        <w:tc>
+          <w:tcPr>
+            <w:tcW w:w="2232" w:type="dxa"/>
+            <w:shd w:val="clear" w:color="auto" w:fill="FFFFFF"/>
+          </w:tcPr>
+          <w:p>
+            <w:r>
+              <w:rPr>
+                <w:sz w:val="20"/>
+              </w:rPr>
+              <w:t>—</w:t>
+            </w:r>
+          </w:p>
+        </w:tc>
+      </w:tr>
+      <w:tr>
+        <w:tc>
+          <w:tcPr>
+            <w:tcW w:w="2232" w:type="dxa"/>
+            <w:shd w:val="clear" w:color="auto" w:fill="EBF3FB"/>
+          </w:tcPr>
+          <w:p>
+            <w:r>
+              <w:rPr>
+                <w:sz w:val="20"/>
+              </w:rPr>
+              <w:t>submission_rule1.csv</w:t>
+            </w:r>
+          </w:p>
+        </w:tc>
+        <w:tc>
+          <w:tcPr>
+            <w:tcW w:w="2232" w:type="dxa"/>
+            <w:shd w:val="clear" w:color="auto" w:fill="EBF3FB"/>
+          </w:tcPr>
+          <w:p>
+            <w:r>
+              <w:rPr>
+                <w:sz w:val="20"/>
+              </w:rPr>
+              <w:t>Rule 1: Max Genre Focus</w:t>
+            </w:r>
+          </w:p>
+        </w:tc>
+        <w:tc>
+          <w:tcPr>
+            <w:tcW w:w="2232" w:type="dxa"/>
+            <w:shd w:val="clear" w:color="auto" w:fill="EBF3FB"/>
+          </w:tcPr>
+          <w:p>
+            <w:r>
+              <w:rPr>
+                <w:sz w:val="20"/>
+              </w:rPr>
+              <w:t>0.857</w:t>
+            </w:r>
+          </w:p>
+        </w:tc>
+        <w:tc>
+          <w:tcPr>
+            <w:tcW w:w="2232" w:type="dxa"/>
+            <w:shd w:val="clear" w:color="auto" w:fill="EBF3FB"/>
+          </w:tcPr>
+          <w:p>
+            <w:r>
+              <w:rPr>
+                <w:sz w:val="20"/>
+              </w:rPr>
+              <w:t>+0.006</w:t>
+            </w:r>
+          </w:p>
+        </w:tc>
+      </w:tr>
+      <w:tr>
+        <w:tc>
+          <w:tcPr>
+            <w:tcW w:w="2232" w:type="dxa"/>
+            <w:shd w:val="clear" w:color="auto" w:fill="FFFFFF"/>
+          </w:tcPr>
+          <w:p>
+            <w:r>
+              <w:rPr>
+                <w:sz w:val="20"/>
+              </w:rPr>
+              <w:t>submission_rule2.csv</w:t>
+            </w:r>
+          </w:p>
+        </w:tc>
+        <w:tc>
+          <w:tcPr>
+            <w:tcW w:w="2232" w:type="dxa"/>
+            <w:shd w:val="clear" w:color="auto" w:fill="FFFFFF"/>
+          </w:tcPr>
+          <w:p>
+            <w:r>
+              <w:rPr>
+                <w:sz w:val="20"/>
+              </w:rPr>
+              <w:t>Rule 2: Weighted Hybrid + CF</w:t>
+            </w:r>
+          </w:p>
+        </w:tc>
+        <w:tc>
+          <w:tcPr>
+            <w:tcW w:w="2232" w:type="dxa"/>
+            <w:shd w:val="clear" w:color="auto" w:fill="FFFFFF"/>
+          </w:tcPr>
+          <w:p>
+            <w:r>
+              <w:rPr>
+                <w:sz w:val="20"/>
+              </w:rPr>
+              <w:t>0.863</w:t>
+            </w:r>
+          </w:p>
+        </w:tc>
+        <w:tc>
+          <w:tcPr>
+            <w:tcW w:w="2232" w:type="dxa"/>
+            <w:shd w:val="clear" w:color="auto" w:fill="FFFFFF"/>
+          </w:tcPr>
+          <w:p>
+            <w:r>
+              <w:rPr>
+                <w:sz w:val="20"/>
+              </w:rPr>
+              <w:t>+0.012</w:t>
+            </w:r>
+          </w:p>
+        </w:tc>
+      </w:tr>
+      <w:tr>
+        <w:tc>
+          <w:tcPr>
+            <w:tcW w:w="2232" w:type="dxa"/>
+            <w:shd w:val="clear" w:color="auto" w:fill="EBF3FB"/>
+          </w:tcPr>
+          <w:p>
+            <w:r>
+              <w:rPr>
+                <w:sz w:val="20"/>
+              </w:rPr>
+              <w:t>submission_rule3.csv</w:t>
+            </w:r>
+          </w:p>
+        </w:tc>
+        <w:tc>
+          <w:tcPr>
+            <w:tcW w:w="2232" w:type="dxa"/>
+            <w:shd w:val="clear" w:color="auto" w:fill="EBF3FB"/>
+          </w:tcPr>
+          <w:p>
+            <w:r>
+              <w:rPr>
+                <w:sz w:val="20"/>
+              </w:rPr>
+              <w:t>Rule 3: Popularity Boosted</w:t>
+            </w:r>
+          </w:p>
+        </w:tc>
+        <w:tc>
+          <w:tcPr>
+            <w:tcW w:w="2232" w:type="dxa"/>
+            <w:shd w:val="clear" w:color="auto" w:fill="EBF3FB"/>
+          </w:tcPr>
+          <w:p>
+            <w:r>
+              <w:rPr>
+                <w:sz w:val="20"/>
+              </w:rPr>
+              <w:t>0.859</w:t>
+            </w:r>
+          </w:p>
+        </w:tc>
+        <w:tc>
+          <w:tcPr>
+            <w:tcW w:w="2232" w:type="dxa"/>
+            <w:shd w:val="clear" w:color="auto" w:fill="EBF3FB"/>
+          </w:tcPr>
+          <w:p>
+            <w:r>
+              <w:rPr>
+                <w:sz w:val="20"/>
+              </w:rPr>
+              <w:t>+0.008</w:t>
+            </w:r>
+          </w:p>
+        </w:tc>
+      </w:tr>
+      <w:tr>
+        <w:tc>
+          <w:tcPr>
+            <w:tcW w:w="2232" w:type="dxa"/>
+            <w:shd w:val="clear" w:color="auto" w:fill="FFFFFF"/>
+          </w:tcPr>
+          <w:p>
+            <w:r>
+              <w:rPr>
+                <w:sz w:val="20"/>
+              </w:rPr>
+              <w:t>submission_lgbm.csv</w:t>
+            </w:r>
+          </w:p>
+        </w:tc>
+        <w:tc>
+          <w:tcPr>
+            <w:tcW w:w="2232" w:type="dxa"/>
+            <w:shd w:val="clear" w:color="auto" w:fill="FFFFFF"/>
+          </w:tcPr>
+          <w:p>
+            <w:r>
+              <w:rPr>
+                <w:sz w:val="20"/>
+              </w:rPr>
+              <w:t>LGBM v1: Naive LambdaRank</w:t>
+            </w:r>
+          </w:p>
+        </w:tc>
+        <w:tc>
+          <w:tcPr>
+            <w:tcW w:w="2232" w:type="dxa"/>
+            <w:shd w:val="clear" w:color="auto" w:fill="FFFFFF"/>
+          </w:tcPr>
+          <w:p>
+            <w:r>
+              <w:rPr>
+                <w:sz w:val="20"/>
+              </w:rPr>
+              <w:t>0.675</w:t>
+            </w:r>
+          </w:p>
+        </w:tc>
+        <w:tc>
+          <w:tcPr>
+            <w:tcW w:w="2232" w:type="dxa"/>
+            <w:shd w:val="clear" w:color="auto" w:fill="FFFFFF"/>
+          </w:tcPr>
+          <w:p>
+            <w:r>
+              <w:rPr>
+                <w:sz w:val="20"/>
+              </w:rPr>
+              <w:t>−0.176</w:t>
+            </w:r>
+          </w:p>
+        </w:tc>
+      </w:tr>
+      <w:tr>
+        <w:tc>
+          <w:tcPr>
+            <w:tcW w:w="2232" w:type="dxa"/>
+            <w:shd w:val="clear" w:color="auto" w:fill="EBF3FB"/>
+          </w:tcPr>
+          <w:p>
+            <w:r>
+              <w:rPr>
+                <w:sz w:val="20"/>
+              </w:rPr>
+              <w:t>submission_lgbm_v2.csv</w:t>
+            </w:r>
+          </w:p>
+        </w:tc>
+        <w:tc>
+          <w:tcPr>
+            <w:tcW w:w="2232" w:type="dxa"/>
+            <w:shd w:val="clear" w:color="auto" w:fill="EBF3FB"/>
+          </w:tcPr>
+          <w:p>
+            <w:r>
+              <w:rPr>
+                <w:sz w:val="20"/>
+              </w:rPr>
+              <w:t>LGBM v2: Hard Negatives + Meta</w:t>
+            </w:r>
+          </w:p>
+        </w:tc>
+        <w:tc>
+          <w:tcPr>
+            <w:tcW w:w="2232" w:type="dxa"/>
+            <w:shd w:val="clear" w:color="auto" w:fill="EBF3FB"/>
+          </w:tcPr>
+          <w:p>
+            <w:r>
+              <w:rPr>
+                <w:sz w:val="20"/>
+              </w:rPr>
+              <w:t>0.762</w:t>
+            </w:r>
+          </w:p>
+        </w:tc>
+        <w:tc>
+          <w:tcPr>
+            <w:tcW w:w="2232" w:type="dxa"/>
+            <w:shd w:val="clear" w:color="auto" w:fill="EBF3FB"/>
+          </w:tcPr>
+          <w:p>
+            <w:r>
+              <w:rPr>
+                <w:sz w:val="20"/>
+              </w:rPr>
+              <w:t>−0.089</w:t>
+            </w:r>
+          </w:p>
+        </w:tc>
+      </w:tr>
+      <w:tr>
+        <w:tc>
+          <w:tcPr>
+            <w:tcW w:w="2232" w:type="dxa"/>
+            <w:shd w:val="clear" w:color="auto" w:fill="FFFFFF"/>
+          </w:tcPr>
+          <w:p>
+            <w:r>
+              <w:rPr>
+                <w:sz w:val="20"/>
+              </w:rPr>
+              <w:t>submission_lgbm_v3.csv</w:t>
+            </w:r>
+          </w:p>
+        </w:tc>
+        <w:tc>
+          <w:tcPr>
+            <w:tcW w:w="2232" w:type="dxa"/>
+            <w:shd w:val="clear" w:color="auto" w:fill="FFFFFF"/>
+          </w:tcPr>
+          <w:p>
+            <w:r>
+              <w:rPr>
+                <w:sz w:val="20"/>
+              </w:rPr>
+              <w:t>LGBM v3: Binary Classifier</w:t>
+            </w:r>
+          </w:p>
+        </w:tc>
+        <w:tc>
+          <w:tcPr>
+            <w:tcW w:w="2232" w:type="dxa"/>
+            <w:shd w:val="clear" w:color="auto" w:fill="FFFFFF"/>
+          </w:tcPr>
+          <w:p>
+            <w:r>
+              <w:rPr>
+                <w:sz w:val="20"/>
+              </w:rPr>
+              <w:t>0.768</w:t>
+            </w:r>
+          </w:p>
+        </w:tc>
+        <w:tc>
+          <w:tcPr>
+            <w:tcW w:w="2232" w:type="dxa"/>
+            <w:shd w:val="clear" w:color="auto" w:fill="FFFFFF"/>
+          </w:tcPr>
+          <w:p>
+            <w:r>
+              <w:rPr>
+                <w:sz w:val="20"/>
+              </w:rPr>
+              <w:t>−0.083</w:t>
+            </w:r>
+          </w:p>
+        </w:tc>
+      </w:tr>
+      <w:tr>
+        <w:tc>
+          <w:tcPr>
+            <w:tcW w:w="2232" w:type="dxa"/>
+            <w:shd w:val="clear" w:color="auto" w:fill="EBF3FB"/>
+          </w:tcPr>
+          <w:p>
+            <w:r>
+              <w:rPr>
+                <w:sz w:val="20"/>
+              </w:rPr>
+              <w:t>submission_lgbm_v4.csv</w:t>
+            </w:r>
+          </w:p>
+        </w:tc>
+        <w:tc>
+          <w:tcPr>
+            <w:tcW w:w="2232" w:type="dxa"/>
+            <w:shd w:val="clear" w:color="auto" w:fill="EBF3FB"/>
+          </w:tcPr>
+          <w:p>
+            <w:r>
+              <w:rPr>
+                <w:sz w:val="20"/>
+              </w:rPr>
+              <w:t>LGBM v4: 40k LambdaRank (29 feat)</w:t>
+            </w:r>
+          </w:p>
+        </w:tc>
+        <w:tc>
+          <w:tcPr>
+            <w:tcW w:w="2232" w:type="dxa"/>
+            <w:shd w:val="clear" w:color="auto" w:fill="EBF3FB"/>
+          </w:tcPr>
+          <w:p>
+            <w:r>
+              <w:rPr>
+                <w:sz w:val="20"/>
+              </w:rPr>
+              <w:t>0.769</w:t>
+            </w:r>
+          </w:p>
+        </w:tc>
+        <w:tc>
+          <w:tcPr>
+            <w:tcW w:w="2232" w:type="dxa"/>
+            <w:shd w:val="clear" w:color="auto" w:fill="EBF3FB"/>
+          </w:tcPr>
+          <w:p>
+            <w:r>
+              <w:rPr>
+                <w:sz w:val="20"/>
+              </w:rPr>
+              <w:t>−0.082</w:t>
+            </w:r>
+          </w:p>
+        </w:tc>
+      </w:tr>
+      <w:tr>
+        <w:tc>
+          <w:tcPr>
+            <w:tcW w:w="2232" w:type="dxa"/>
+            <w:shd w:val="clear" w:color="auto" w:fill="FFFFFF"/>
+          </w:tcPr>
+          <w:p>
+            <w:r>
+              <w:rPr>
+                <w:sz w:val="20"/>
+              </w:rPr>
+              <w:t>submission_lgbm_v5.csv</w:t>
+            </w:r>
+          </w:p>
+        </w:tc>
+        <w:tc>
+          <w:tcPr>
+            <w:tcW w:w="2232" w:type="dxa"/>
+            <w:shd w:val="clear" w:color="auto" w:fill="FFFFFF"/>
+          </w:tcPr>
+          <w:p>
+            <w:r>
+              <w:rPr>
+                <w:sz w:val="20"/>
+              </w:rPr>
+              <w:t>LGBM v5: 40k Binary (29 feat)</w:t>
+            </w:r>
+          </w:p>
+        </w:tc>
+        <w:tc>
+          <w:tcPr>
+            <w:tcW w:w="2232" w:type="dxa"/>
+            <w:shd w:val="clear" w:color="auto" w:fill="FFFFFF"/>
+          </w:tcPr>
+          <w:p>
+            <w:r>
+              <w:rPr>
+                <w:sz w:val="20"/>
+              </w:rPr>
+              <w:t>0.801</w:t>
+            </w:r>
+          </w:p>
+        </w:tc>
+        <w:tc>
+          <w:tcPr>
+            <w:tcW w:w="2232" w:type="dxa"/>
+            <w:shd w:val="clear" w:color="auto" w:fill="FFFFFF"/>
+          </w:tcPr>
+          <w:p>
+            <w:r>
+              <w:rPr>
+                <w:sz w:val="20"/>
+              </w:rPr>
+              <w:t>−0.050</w:t>
+            </w:r>
+          </w:p>
+        </w:tc>
+      </w:tr>
+      <w:tr>
+        <w:tc>
+          <w:tcPr>
+            <w:tcW w:w="2232" w:type="dxa"/>
+            <w:shd w:val="clear" w:color="auto" w:fill="EBF3FB"/>
+          </w:tcPr>
+          <w:p>
+            <w:r>
+              <w:rPr>
+                <w:b/>
+                <w:sz w:val="20"/>
+              </w:rPr>
+              <w:t>submission_ensemble.csv</w:t>
+            </w:r>
+          </w:p>
+        </w:tc>
+        <w:tc>
+          <w:tcPr>
+            <w:tcW w:w="2232" w:type="dxa"/>
+            <w:shd w:val="clear" w:color="auto" w:fill="EBF3FB"/>
+          </w:tcPr>
+          <w:p>
+            <w:r>
+              <w:rPr>
+                <w:b/>
+                <w:sz w:val="20"/>
+              </w:rPr>
+              <w:t>Ensemble: Rule 2 + LGBM v4</w:t>
+            </w:r>
+          </w:p>
+        </w:tc>
+        <w:tc>
+          <w:tcPr>
+            <w:tcW w:w="2232" w:type="dxa"/>
+            <w:shd w:val="clear" w:color="auto" w:fill="EBF3FB"/>
+          </w:tcPr>
+          <w:p>
+            <w:r>
+              <w:rPr>
+                <w:b/>
+                <w:sz w:val="20"/>
+              </w:rPr>
+              <w:t>0.875</w:t>
+            </w:r>
+          </w:p>
+        </w:tc>
+        <w:tc>
+          <w:tcPr>
+            <w:tcW w:w="2232" w:type="dxa"/>
+            <w:shd w:val="clear" w:color="auto" w:fill="EBF3FB"/>
+          </w:tcPr>
+          <w:p>
+            <w:r>
+              <w:rPr>
+                <w:b/>
+                <w:sz w:val="20"/>
+              </w:rPr>
+              <w:t>+0.024</w:t>
+            </w:r>
+          </w:p>
+        </w:tc>
+      </w:tr>
+    </w:tbl>
+    <w:p/>
+    <w:p>
+      <w:pPr>
+        <w:jc w:val="center"/>
+      </w:pPr>
+      <w:r>
+        <w:rPr>
+          <w:noProof/>
+        </w:rPr>
+        <w:drawing>
+          <wp:inline distT="0" distB="0" distL="0" distR="0" wp14:anchorId="29B0DBFF" wp14:editId="00F49EBB">
+            <wp:extent cx="5303520" cy="2423917"/>
+            <wp:effectExtent l="0" t="0" r="0" b="0"/>
+            <wp:docPr id="5" name="Picture 5"/>
+            <wp:cNvGraphicFramePr>
+              <a:graphicFrameLocks xmlns:a="http://schemas.openxmlformats.org/drawingml/2006/main" noChangeAspect="1"/>
+            </wp:cNvGraphicFramePr>
+            <a:graphic xmlns:a="http://schemas.openxmlformats.org/drawingml/2006/main">
+              <a:graphicData uri="http://schemas.openxmlformats.org/drawingml/2006/picture">
+                <pic:pic xmlns:pic="http://schemas.openxmlformats.org/drawingml/2006/picture">
+                  <pic:nvPicPr>
+                    <pic:cNvPr id="0" name="auc_progression.png"/>
+                    <pic:cNvPicPr/>
+                  </pic:nvPicPr>
+                  <pic:blipFill>
+                    <a:blip r:embed="rId11"/>
+                    <a:stretch>
+                      <a:fillRect/>
+                    </a:stretch>
+                  </pic:blipFill>
+                  <pic:spPr>
+                    <a:xfrm>
+                      <a:off x="0" y="0"/>
+                      <a:ext cx="5303520" cy="2423917"/>
+                    </a:xfrm>
+                    <a:prstGeom prst="rect">
+                      <a:avLst/>
+                    </a:prstGeom>
+                  </pic:spPr>
+                </pic:pic>
+              </a:graphicData>
+            </a:graphic>
+          </wp:inline>
+        </w:drawing>
+      </w:r>
+    </w:p>
+    <w:p>
+      <w:pPr>
+        <w:spacing w:after="160"/>
+        <w:jc w:val="center"/>
+      </w:pPr>
+      <w:r>
+        <w:rPr>
+          <w:i/>
+          <w:color w:val="555555"/>
+          <w:sz w:val="18"/>
+        </w:rPr>
+        <w:t>AUC progression across all submissions</w:t>
+      </w:r>
+    </w:p>
+    <w:p>
+      <w:pPr>
+        <w:pBdr>
+          <w:bottom w:val="single" w:sz="6" w:space="1" w:color="AAAAAA"/>
+        </w:pBdr>
+        <w:spacing w:before="40" w:after="40"/>
+      </w:pPr>
+    </w:p>
+    <w:p>
+      <w:pPr>
+        <w:pStyle w:val="Heading2"/>
+      </w:pPr>
+      <w:bookmarkStart w:id="34" w:name="_Toc226212639"/>
+      <w:r>
+        <w:rPr>
+          <w:b w:val="0"/>
+          <w:color w:val="1F497D"/>
+        </w:rPr>
+        <w:lastRenderedPageBreak/>
+        <w:t>Key Findings</w:t>
+      </w:r>
+      <w:bookmarkEnd w:id="34"/>
+    </w:p>
+    <w:p>
+      <w:pPr>
+        <w:pStyle w:val="ListNumber"/>
+      </w:pPr>
+      <w:r>
+        <w:rPr>
+          <w:b/>
+        </w:rPr>
+        <w:t>Train/test distribution mismatch is the primary failure mode</w:t>
+      </w:r>
+      <w:r>
+        <w:t xml:space="preserve"> of naive</w:t>
+      </w:r>
+    </w:p>
+    <w:p>
+      <w:pPr>
+        <w:spacing w:after="120"/>
+      </w:pPr>
+      <w:r>
+        <w:t>learning-to-rank.  Without matching the hard-negative structure of the test set in training data, LightGBM scored 0.675 — far below the heuristic.</w:t>
+      </w:r>
+    </w:p>
+    <w:p>
+      <w:pPr>
+        <w:pStyle w:val="ListNumber"/>
+      </w:pPr>
+      <w:r>
+        <w:rPr>
+          <w:b/>
+        </w:rPr>
+        <w:t>Meta-feature stacking is critical.</w:t>
+      </w:r>
+      <w:r>
+        <w:t xml:space="preserve">  Feeding </w:t>
+      </w:r>
+      <w:r>
+        <w:rPr>
+          <w:rFonts w:ascii="Courier New" w:hAnsi="Courier New"/>
+          <w:sz w:val="18"/>
+          <w:shd w:val="clear" w:color="auto" w:fill="F2F2F2"/>
+        </w:rPr>
+        <w:t>rule1_score</w:t>
+      </w:r>
+      <w:r>
+        <w:t xml:space="preserve">, </w:t>
+      </w:r>
+      <w:r>
+        <w:rPr>
+          <w:rFonts w:ascii="Courier New" w:hAnsi="Courier New"/>
+          <w:sz w:val="18"/>
+          <w:shd w:val="clear" w:color="auto" w:fill="F2F2F2"/>
+        </w:rPr>
+        <w:t>rule2_score</w:t>
+      </w:r>
+      <w:r>
+        <w:t>,</w:t>
+      </w:r>
+    </w:p>
+    <w:p>
+      <w:pPr>
+        <w:spacing w:after="120"/>
+      </w:pPr>
+      <w:r>
+        <w:t xml:space="preserve">and </w:t>
+      </w:r>
+      <w:r>
+        <w:rPr>
+          <w:rFonts w:ascii="Courier New" w:hAnsi="Courier New"/>
+          <w:sz w:val="18"/>
+          <w:shd w:val="clear" w:color="auto" w:fill="F2F2F2"/>
+        </w:rPr>
+        <w:t>rule3_score</w:t>
+      </w:r>
+      <w:r>
+        <w:t xml:space="preserve"> as LightGBM inputs allows the model to re-rank on top of proven signals rather than re-learn them from scratch.</w:t>
+      </w:r>
+    </w:p>
+    <w:p>
+      <w:pPr>
+        <w:pStyle w:val="ListNumber"/>
+      </w:pPr>
+      <w:r>
+        <w:rPr>
+          <w:b/>
+        </w:rPr>
+        <w:t>Sample size matters more than model complexity.</w:t>
+      </w:r>
+      <w:r>
+        <w:t xml:space="preserve">  Raising training users</w:t>
+      </w:r>
+    </w:p>
+    <w:p>
+      <w:pPr>
+        <w:spacing w:after="120"/>
+      </w:pPr>
+      <w:r>
+        <w:t>from 5,000 to 40,000 drove most of the v3→v5 improvement.  Architectural changes (LambdaRank vs. binary) had secondary impact.</w:t>
+      </w:r>
+    </w:p>
+    <w:p>
+      <w:pPr>
+        <w:pStyle w:val="ListNumber"/>
+      </w:pPr>
+      <w:r>
+        <w:rPr>
+          <w:b/>
+        </w:rPr>
+        <w:t>Ensembles beat either component alone.</w:t>
+      </w:r>
+      <w:r>
+        <w:t xml:space="preserve">  Even though standalone LightGBM</w:t>
+      </w:r>
+    </w:p>
+    <w:p>
+      <w:pPr>
+        <w:spacing w:after="120"/>
+      </w:pPr>
+      <w:r>
+        <w:t>(0.801) still trailed Rule 2 (0.863), their combination reached 0.875 — demonstrating that the two approaches make different mistakes and benefit from complementary blending.</w:t>
+      </w:r>
+    </w:p>
+    <w:p>
+      <w:pPr>
+        <w:pBdr>
+          <w:bottom w:val="single" w:sz="6" w:space="1" w:color="AAAAAA"/>
+        </w:pBdr>
+        <w:spacing w:before="40" w:after="40"/>
+      </w:pPr>
+    </w:p>
+    <w:p>
+      <w:pPr>
+        <w:pStyle w:val="Heading1"/>
+      </w:pPr>
+      <w:bookmarkStart w:id="35" w:name="_Toc226212640"/>
+      <w:r>
+        <w:rPr>
+          <w:color w:val="1F497D"/>
+        </w:rPr>
+        <w:t>Conclusion</w:t>
+      </w:r>
+      <w:bookmarkEnd w:id="35"/>
+    </w:p>
+    <w:p>
+      <w:pPr>
+        <w:pStyle w:val="Heading2"/>
+      </w:pPr>
+      <w:bookmarkStart w:id="36" w:name="_Toc226212641"/>
+      <w:r>
+        <w:rPr>
+          <w:b w:val="0"/>
+          <w:color w:val="1F497D"/>
+        </w:rPr>
+        <w:t>Best Approach</w:t>
+      </w:r>
+      <w:bookmarkEnd w:id="36"/>
+    </w:p>
+    <w:p>
+      <w:pPr>
+        <w:spacing w:after="120"/>
+      </w:pPr>
+      <w:r>
+        <w:rPr>
+          <w:b/>
+        </w:rPr>
+        <w:t>Ensemble (Rule 2 × 0.4 + LightGBM v4 × 0.6, Kaggle AUC 0.875)</w:t>
+      </w:r>
+      <w:r>
+        <w:t xml:space="preserve"> is the best overall result, improving +0.024 over the hw4.py baseline and +0.012 over the best single rule.  The runner-up standalone submission is </w:t>
+      </w:r>
+      <w:r>
+        <w:rPr>
+          <w:b/>
+        </w:rPr>
+        <w:t>Rule 2</w:t>
+      </w:r>
+      <w:r>
+        <w:t xml:space="preserve"> at 0.863 — the weighted hybrid of IDF content and collaborative filtering.</w:t>
+      </w:r>
+    </w:p>
+    <w:p>
+      <w:pPr>
+        <w:pStyle w:val="Heading2"/>
+      </w:pPr>
+      <w:bookmarkStart w:id="37" w:name="_Toc226212642"/>
+      <w:r>
+        <w:rPr>
+          <w:b w:val="0"/>
+          <w:color w:val="1F497D"/>
+        </w:rPr>
+        <w:t>Key Insights</w:t>
+      </w:r>
+      <w:bookmarkEnd w:id="37"/>
+    </w:p>
+    <w:p>
+      <w:pPr>
+        <w:pStyle w:val="ListNumber"/>
+      </w:pPr>
+      <w:r>
+        <w:rPr>
+          <w:b/>
+        </w:rPr>
+        <w:t>IDF weighting is essential:</w:t>
+      </w:r>
+      <w:r>
+        <w:t xml:space="preserve"> Moving from raw counts to IDF-weighted</w:t>
+      </w:r>
+    </w:p>
+    <w:p>
+      <w:pPr>
+        <w:spacing w:after="120"/>
+      </w:pPr>
+      <w:r>
+        <w:t>preferences lifts AUC substantially on content alone.  Rare artist/genre matches carry far more signal than common ones — an obscure artist gets IDF ≈ 9.4 vs. 1.2 for a mainstream one.</w:t>
+      </w:r>
+    </w:p>
+    <w:p>
+      <w:pPr>
+        <w:pStyle w:val="ListNumber"/>
+      </w:pPr>
+      <w:r>
+        <w:rPr>
+          <w:b/>
+        </w:rPr>
+        <w:t>CF signals add +0.006 AUC:</w:t>
+      </w:r>
+      <w:r>
+        <w:t xml:space="preserve"> The hybrid (Rule 2) beats the pure content</w:t>
+      </w:r>
+    </w:p>
+    <w:p>
+      <w:pPr>
+        <w:spacing w:after="120"/>
+      </w:pPr>
+      <w:r>
+        <w:t>baseline (Rule 1) by 0.006 AUC, demonstrating that collaborative taste patterns complement content-based preferences.</w:t>
+      </w:r>
+    </w:p>
+    <w:p>
+      <w:pPr>
+        <w:pStyle w:val="ListNumber"/>
+      </w:pPr>
+      <w:r>
+        <w:rPr>
+          <w:b/>
+        </w:rPr>
+        <w:t>Soft rank probabilities are critical:</w:t>
+      </w:r>
+      <w:r>
+        <w:t xml:space="preserve"> Using `[0.99, 0.95, 0.90, 0.10,</w:t>
+      </w:r>
+    </w:p>
+    <w:p>
+      <w:pPr>
+        <w:spacing w:after="120"/>
+      </w:pPr>
+      <w:r>
+        <w:t>0.05, 0.01]</w:t>
+      </w:r>
+      <w:r>
+        <w:rPr>
+          <w:rFonts w:ascii="Courier New" w:hAnsi="Courier New"/>
+          <w:sz w:val="18"/>
+          <w:shd w:val="clear" w:color="auto" w:fill="F2F2F2"/>
+        </w:rPr>
+        <w:t xml:space="preserve"> by rank position provides a continuous signal for ROC AUC computation.  Without this, all 6 candidates per user receive </w:t>
+      </w:r>
+      <w:r>
+        <w:t>Predictor=1` → AUC = 0.500.</w:t>
+      </w:r>
+    </w:p>
+    <w:p>
+      <w:pPr>
+        <w:pStyle w:val="ListNumber"/>
+      </w:pPr>
+      <w:r>
+        <w:rPr>
+          <w:b/>
+        </w:rPr>
+        <w:t>Album sparsity (75.9% missing) makes fallback logic critical:</w:t>
+      </w:r>
+      <w:r>
+        <w:t xml:space="preserve"> The Dig</w:t>
+      </w:r>
+    </w:p>
+    <w:p>
+      <w:pPr>
+        <w:spacing w:after="120"/>
+      </w:pPr>
+      <w:r>
+        <w:lastRenderedPageBreak/>
+        <w:t>Deeper intra-album proxy recovers ~22.8% of pairs that would otherwise fall through to the global popularity fallback.</w:t>
+      </w:r>
+    </w:p>
+    <w:p>
+      <w:pPr>
+        <w:pStyle w:val="ListNumber"/>
+      </w:pPr>
+      <w:r>
+        <w:rPr>
+          <w:b/>
+        </w:rPr>
+        <w:t>Unexpected finding — heuristics outperform standalone learned ranking.</w:t>
+      </w:r>
+    </w:p>
+    <w:p>
+      <w:pPr>
+        <w:spacing w:after="120"/>
+      </w:pPr>
+      <w:r>
+        <w:t>Despite 40,000 training users, 29 features, and 1,000 trees, LightGBM v5 (0.801) could not surpass Rule 2 (0.863) alone.  The IDF-weighted CF hybrid captures a signal that the learned model requires far more data to replicate from scratch.  Only when combined as an ensemble did learned ranking add value (+0.012 over Rule 2).</w:t>
+      </w:r>
+    </w:p>
+    <w:p>
+      <w:pPr>
+        <w:pStyle w:val="Heading2"/>
+      </w:pPr>
+      <w:bookmarkStart w:id="38" w:name="_Toc226212643"/>
+      <w:r>
+        <w:rPr>
+          <w:b w:val="0"/>
+          <w:color w:val="1F497D"/>
+        </w:rPr>
+        <w:t>Limitations</w:t>
+      </w:r>
+      <w:bookmarkEnd w:id="38"/>
+    </w:p>
+    <w:p>
+      <w:pPr>
+        <w:pStyle w:val="ListBullet"/>
+      </w:pPr>
+      <w:r>
+        <w:rPr>
+          <w:b/>
+        </w:rPr>
+        <w:t>High album/artist sparsity</w:t>
+      </w:r>
+      <w:r>
+        <w:t xml:space="preserve"> (75.9% / 63.2% missing) means </w:t>
+      </w:r>
+      <w:r>
+        <w:rPr>
+          <w:rFonts w:ascii="Courier New" w:hAnsi="Courier New"/>
+          <w:sz w:val="18"/>
+          <w:shd w:val="clear" w:color="auto" w:fill="F2F2F2"/>
+        </w:rPr>
+        <w:t>album_score</w:t>
+      </w:r>
+    </w:p>
+    <w:p>
+      <w:pPr>
+        <w:spacing w:after="120"/>
+      </w:pPr>
+      <w:r>
+        <w:t xml:space="preserve">and </w:t>
+      </w:r>
+      <w:r>
+        <w:rPr>
+          <w:rFonts w:ascii="Courier New" w:hAnsi="Courier New"/>
+          <w:sz w:val="18"/>
+          <w:shd w:val="clear" w:color="auto" w:fill="F2F2F2"/>
+        </w:rPr>
+        <w:t>artist_score</w:t>
+      </w:r>
+      <w:r>
+        <w:t xml:space="preserve"> are unavailable for most pairs.  The hw4 features mitigate this by defaulting to 0.0 rather than NaN.</w:t>
+      </w:r>
+    </w:p>
+    <w:p>
+      <w:pPr>
+        <w:pStyle w:val="ListBullet"/>
+      </w:pPr>
+      <w:r>
+        <w:rPr>
+          <w:b/>
+        </w:rPr>
+        <w:t>CF is computationally expensive:</w:t>
+      </w:r>
+      <w:r>
+        <w:t xml:space="preserve"> The full UU + SVD pipeline takes ~4–5</w:t>
+      </w:r>
+    </w:p>
+    <w:p>
+      <w:pPr>
+        <w:spacing w:after="120"/>
+      </w:pPr>
+      <w:r>
+        <w:t>minutes for 120,000 pairs.  The 80/20 AUC evaluation skips CF for speed, so estimated AUCs (0.71–0.74) are pessimistic relative to actual Kaggle scores.</w:t>
+      </w:r>
+    </w:p>
+    <w:p>
+      <w:pPr>
+        <w:pStyle w:val="ListBullet"/>
+      </w:pPr>
+      <w:r>
+        <w:rPr>
+          <w:b/>
+        </w:rPr>
+        <w:t>No cold users</w:t>
+      </w:r>
+      <w:r>
+        <w:t xml:space="preserve"> in the real dataset limits validation of the cold-start</w:t>
+      </w:r>
+    </w:p>
+    <w:p>
+      <w:pPr>
+        <w:spacing w:after="120"/>
+      </w:pPr>
+      <w:r>
+        <w:t>pathway to synthetic testing.</w:t>
+      </w:r>
+    </w:p>
+    <w:p>
+      <w:pPr>
+        <w:pStyle w:val="ListBullet"/>
+      </w:pPr>
+      <w:r>
+        <w:rPr>
+          <w:b/>
+        </w:rPr>
+        <w:t>LGBM training time:</w:t>
+      </w:r>
+      <w:r>
+        <w:t xml:space="preserve"> Each LightGBM run with 40k users and CF features</w:t>
+      </w:r>
+    </w:p>
+    <w:p>
+      <w:pPr>
+        <w:spacing w:after="120"/>
+      </w:pPr>
+      <w:r>
+        <w:t>takes ~27–30 minutes end-to-end, limiting hyperparameter search iterations.</w:t>
+      </w:r>
+    </w:p>
+    <w:p>
+      <w:pPr>
+        <w:pStyle w:val="Heading2"/>
+      </w:pPr>
+      <w:bookmarkStart w:id="39" w:name="_Toc226212644"/>
+      <w:r>
+        <w:rPr>
+          <w:b w:val="0"/>
+          <w:color w:val="1F497D"/>
+        </w:rPr>
+        <w:t>Future Work</w:t>
+      </w:r>
+      <w:bookmarkEnd w:id="39"/>
+    </w:p>
+    <w:p>
+      <w:pPr>
+        <w:pStyle w:val="ListBullet"/>
+      </w:pPr>
+      <w:r>
+        <w:rPr>
+          <w:b/>
+        </w:rPr>
+        <w:t>More training users + larger tree budget:</w:t>
+      </w:r>
+      <w:r>
+        <w:t xml:space="preserve"> Raising </w:t>
+      </w:r>
+      <w:r>
+        <w:rPr>
+          <w:rFonts w:ascii="Courier New" w:hAnsi="Courier New"/>
+          <w:sz w:val="18"/>
+          <w:shd w:val="clear" w:color="auto" w:fill="F2F2F2"/>
+        </w:rPr>
+        <w:t>max_train_users</w:t>
+      </w:r>
+    </w:p>
+    <w:p>
+      <w:pPr>
+        <w:spacing w:after="120"/>
+      </w:pPr>
+      <w:r>
+        <w:t>beyond 40,000 (toward all 49,204) with early stopping via a held-out validation split may close the remaining gap between standalone LGBM and Rule 2.</w:t>
+      </w:r>
+    </w:p>
+    <w:p>
+      <w:pPr>
+        <w:pStyle w:val="ListBullet"/>
+      </w:pPr>
+      <w:r>
+        <w:rPr>
+          <w:b/>
+        </w:rPr>
+        <w:t>Neural CF:</w:t>
+      </w:r>
+      <w:r>
+        <w:t xml:space="preserve"> Replace TruncatedSVD with a two-tower neural model or</w:t>
+      </w:r>
+    </w:p>
+    <w:p>
+      <w:pPr>
+        <w:spacing w:after="120"/>
+      </w:pPr>
+      <w:r>
+        <w:t>Variational AutoEncoder for Collaborative Filtering (VAECF) for richer latent representations — then stack those scores as LGBM features.</w:t>
+      </w:r>
+    </w:p>
+    <w:p>
+      <w:pPr>
+        <w:pStyle w:val="ListBullet"/>
+      </w:pPr>
+      <w:r>
+        <w:rPr>
+          <w:b/>
+        </w:rPr>
+        <w:t>Feature interaction modeling:</w:t>
+      </w:r>
+      <w:r>
+        <w:t xml:space="preserve"> The current linear combiner in Rules 1–3</w:t>
+      </w:r>
+    </w:p>
+    <w:p>
+      <w:pPr>
+        <w:spacing w:after="120"/>
+      </w:pPr>
+      <w:r>
+        <w:t xml:space="preserve">cannot capture synergies.  Cross-features (e.g., </w:t>
+      </w:r>
+      <w:r>
+        <w:rPr>
+          <w:rFonts w:ascii="Courier New" w:hAnsi="Courier New"/>
+          <w:sz w:val="18"/>
+          <w:shd w:val="clear" w:color="auto" w:fill="F2F2F2"/>
+        </w:rPr>
         <w:t>artist_score × cf_svd_score</w:t>
       </w:r>
       <w:r>
-        <w:t>) may capture synergies invisible to the linear combiner.</w:t>
+        <w:t>) may help the heuristic without requiring a full learned ranker.</w:t>
       </w:r>
     </w:p>
     <w:p>
@@ -6392,6 +11161,29 @@
       </w:pPr>
       <w:r>
         <w:t>Rule 3 closer to Rule 2 performance for warm users while retaining the popularity hedge for sparse-history users.</w:t>
+      </w:r>
+    </w:p>
+    <w:p>
+      <w:pPr>
+        <w:pStyle w:val="ListBullet"/>
+      </w:pPr>
+      <w:r>
+        <w:rPr>
+          <w:b/>
+        </w:rPr>
+        <w:lastRenderedPageBreak/>
+        <w:t>Ensemble weight search:</w:t>
+      </w:r>
+      <w:r>
+        <w:t xml:space="preserve"> The 0.4/0.6 split was chosen by intuition.  A</w:t>
+      </w:r>
+    </w:p>
+    <w:p>
+      <w:pPr>
+        <w:spacing w:after="120"/>
+      </w:pPr>
+      <w:r>
+        <w:t>grid search over blend weights using the 80/20 internal AUC estimate may find a better operating point.</w:t>
       </w:r>
     </w:p>
     <w:sectPr>
@@ -6577,31 +11369,31 @@
       </w:rPr>
     </w:lvl>
   </w:abstractNum>
-  <w:num w:numId="1" w16cid:durableId="2130127968">
+  <w:num w:numId="1" w16cid:durableId="936522563">
     <w:abstractNumId w:val="8"/>
   </w:num>
-  <w:num w:numId="2" w16cid:durableId="1200045374">
+  <w:num w:numId="2" w16cid:durableId="66997316">
     <w:abstractNumId w:val="6"/>
   </w:num>
-  <w:num w:numId="3" w16cid:durableId="1891765326">
+  <w:num w:numId="3" w16cid:durableId="2074619220">
     <w:abstractNumId w:val="5"/>
   </w:num>
-  <w:num w:numId="4" w16cid:durableId="1738937843">
+  <w:num w:numId="4" w16cid:durableId="891961896">
     <w:abstractNumId w:val="4"/>
   </w:num>
-  <w:num w:numId="5" w16cid:durableId="2120565448">
+  <w:num w:numId="5" w16cid:durableId="1785079566">
     <w:abstractNumId w:val="7"/>
   </w:num>
-  <w:num w:numId="6" w16cid:durableId="1803112162">
+  <w:num w:numId="6" w16cid:durableId="582490121">
     <w:abstractNumId w:val="3"/>
   </w:num>
-  <w:num w:numId="7" w16cid:durableId="906843404">
+  <w:num w:numId="7" w16cid:durableId="142742981">
     <w:abstractNumId w:val="2"/>
   </w:num>
-  <w:num w:numId="8" w16cid:durableId="434402990">
+  <w:num w:numId="8" w16cid:durableId="1237782576">
     <w:abstractNumId w:val="1"/>
   </w:num>
-  <w:num w:numId="9" w16cid:durableId="609969273">
+  <w:num w:numId="9" w16cid:durableId="1466699341">
     <w:abstractNumId w:val="0"/>
   </w:num>
 </w:numbering>
@@ -17990,6 +22782,55 @@
       </w:tcPr>
     </w:tblStylePr>
   </w:style>
+  <w:style w:type="paragraph" w:styleId="TOC1">
+    <w:name w:val="toc 1"/>
+    <w:basedOn w:val="Normal"/>
+    <w:next w:val="Normal"/>
+    <w:autoRedefine/>
+    <w:uiPriority w:val="39"/>
+    <w:unhideWhenUsed/>
+    <w:rsid w:val="00BD04CF"/>
+    <w:pPr>
+      <w:spacing w:after="100"/>
+    </w:pPr>
+  </w:style>
+  <w:style w:type="paragraph" w:styleId="TOC2">
+    <w:name w:val="toc 2"/>
+    <w:basedOn w:val="Normal"/>
+    <w:next w:val="Normal"/>
+    <w:autoRedefine/>
+    <w:uiPriority w:val="39"/>
+    <w:unhideWhenUsed/>
+    <w:rsid w:val="00BD04CF"/>
+    <w:pPr>
+      <w:spacing w:after="100"/>
+      <w:ind w:left="220"/>
+    </w:pPr>
+  </w:style>
+  <w:style w:type="paragraph" w:styleId="TOC3">
+    <w:name w:val="toc 3"/>
+    <w:basedOn w:val="Normal"/>
+    <w:next w:val="Normal"/>
+    <w:autoRedefine/>
+    <w:uiPriority w:val="39"/>
+    <w:unhideWhenUsed/>
+    <w:rsid w:val="00BD04CF"/>
+    <w:pPr>
+      <w:spacing w:after="100"/>
+      <w:ind w:left="440"/>
+    </w:pPr>
+  </w:style>
+  <w:style w:type="character" w:styleId="Hyperlink">
+    <w:name w:val="Hyperlink"/>
+    <w:basedOn w:val="DefaultParagraphFont"/>
+    <w:uiPriority w:val="99"/>
+    <w:unhideWhenUsed/>
+    <w:rsid w:val="00BD04CF"/>
+    <w:rPr>
+      <w:color w:val="0000FF" w:themeColor="hyperlink"/>
+      <w:u w:val="single"/>
+    </w:rPr>
+  </w:style>
 </w:styles>
 </file>
 
